--- a/Coding 1 - year/Unit 3 - Conditionals/Daily Lesson Plans/Word/Day 69.docx
+++ b/Coding 1 - year/Unit 3 - Conditionals/Daily Lesson Plans/Word/Day 69.docx
@@ -50,12 +50,15 @@
               </w:rPr>
               <w:t xml:space="preserve">Coding I — Full Year</w:t>
             </w:r>
-          </w:p>
-          <w:p>
-            <w:pPr>
-              <w:spacing w:before="40"/>
-              <w:jc w:val="center"/>
-            </w:pPr>
+            <w:r>
+              <w:rPr>
+                <w:rFonts w:ascii="Arial" w:cs="Arial" w:eastAsia="Arial" w:hAnsi="Arial"/>
+                <w:sz w:val="16"/>
+                <w:szCs w:val="16"/>
+              </w:rPr>
+              <w:br/>
+              <w:t xml:space="preserve"/>
+            </w:r>
             <w:r>
               <w:rPr>
                 <w:rFonts w:ascii="Arial" w:cs="Arial" w:eastAsia="Arial" w:hAnsi="Arial"/>
@@ -83,7 +86,7 @@
           <w:rFonts w:ascii="Arial" w:cs="Arial" w:eastAsia="Arial" w:hAnsi="Arial"/>
           <w:b/>
           <w:bCs/>
-          <w:color w:val="1F3864"/>
+          <w:color w:val="2B5797"/>
           <w:sz w:val="32"/>
           <w:szCs w:val="32"/>
         </w:rPr>
@@ -261,9 +264,9 @@
               <w:right w:val="single" w:color="CCCCCC" w:sz="1"/>
             </w:tcBorders>
             <w:tcMar>
-              <w:top w:type="dxa" w:w="60"/>
+              <w:top w:type="dxa" w:w="80"/>
               <w:left w:type="dxa" w:w="120"/>
-              <w:bottom w:type="dxa" w:w="60"/>
+              <w:bottom w:type="dxa" w:w="80"/>
               <w:right w:type="dxa" w:w="120"/>
             </w:tcMar>
           </w:tcPr>
@@ -290,20 +293,147 @@
               <w:right w:val="single" w:color="CCCCCC" w:sz="1"/>
             </w:tcBorders>
             <w:tcMar>
-              <w:top w:type="dxa" w:w="60"/>
+              <w:top w:type="dxa" w:w="80"/>
               <w:left w:type="dxa" w:w="120"/>
-              <w:bottom w:type="dxa" w:w="60"/>
+              <w:bottom w:type="dxa" w:w="80"/>
               <w:right w:type="dxa" w:w="120"/>
             </w:tcMar>
           </w:tcPr>
           <w:p>
-            <w:r>
-              <w:rPr>
-                <w:rFonts w:ascii="Arial" w:cs="Arial" w:eastAsia="Arial" w:hAnsi="Arial"/>
-                <w:sz w:val="20"/>
-                <w:szCs w:val="20"/>
+            <w:pPr>
+              <w:spacing w:after="80" w:before="80"/>
+            </w:pPr>
+            <w:r>
+              <w:rPr>
+                <w:rFonts w:ascii="Arial" w:cs="Arial" w:eastAsia="Arial" w:hAnsi="Arial"/>
+                <w:b/>
+                <w:bCs/>
+                <w:i w:val="false"/>
+                <w:iCs w:val="false"/>
+                <w:color w:val="000000"/>
+                <w:sz w:val="22"/>
+                <w:szCs w:val="22"/>
               </w:rPr>
               <w:t xml:space="preserve">Bell Ringer / Review</w:t>
+            </w:r>
+            <w:r>
+              <w:rPr>
+                <w:rFonts w:ascii="Arial" w:cs="Arial" w:eastAsia="Arial" w:hAnsi="Arial"/>
+                <w:sz w:val="20"/>
+                <w:szCs w:val="20"/>
+              </w:rPr>
+              <w:br/>
+              <w:t xml:space="preserve"/>
+            </w:r>
+            <w:r>
+              <w:rPr>
+                <w:rFonts w:ascii="Arial" w:cs="Arial" w:eastAsia="Arial" w:hAnsi="Arial"/>
+                <w:sz w:val="20"/>
+                <w:szCs w:val="20"/>
+              </w:rPr>
+              <w:br/>
+              <w:t xml:space="preserve"/>
+            </w:r>
+            <w:r>
+              <w:rPr>
+                <w:rFonts w:ascii="Arial" w:cs="Arial" w:eastAsia="Arial" w:hAnsi="Arial"/>
+                <w:b/>
+                <w:bCs/>
+                <w:i w:val="false"/>
+                <w:iCs w:val="false"/>
+                <w:color w:val="000000"/>
+                <w:sz w:val="20"/>
+                <w:szCs w:val="20"/>
+              </w:rPr>
+              <w:t xml:space="preserve">Quick Write </w:t>
+            </w:r>
+            <w:r>
+              <w:rPr>
+                <w:rFonts w:ascii="Arial" w:cs="Arial" w:eastAsia="Arial" w:hAnsi="Arial"/>
+                <w:b w:val="false"/>
+                <w:bCs w:val="false"/>
+                <w:i w:val="false"/>
+                <w:iCs w:val="false"/>
+                <w:color w:val="000000"/>
+                <w:sz w:val="20"/>
+                <w:szCs w:val="20"/>
+              </w:rPr>
+              <w:t xml:space="preserve">(3 min — written or verbal):</w:t>
+            </w:r>
+            <w:r>
+              <w:rPr>
+                <w:rFonts w:ascii="Arial" w:cs="Arial" w:eastAsia="Arial" w:hAnsi="Arial"/>
+                <w:sz w:val="20"/>
+                <w:szCs w:val="20"/>
+              </w:rPr>
+              <w:br/>
+              <w:t xml:space="preserve"/>
+            </w:r>
+            <w:r>
+              <w:rPr>
+                <w:rFonts w:ascii="Arial" w:cs="Arial" w:eastAsia="Arial" w:hAnsi="Arial"/>
+                <w:b w:val="false"/>
+                <w:bCs w:val="false"/>
+                <w:i w:val="false"/>
+                <w:iCs w:val="false"/>
+                <w:color w:val="000000"/>
+                <w:sz w:val="20"/>
+                <w:szCs w:val="20"/>
+              </w:rPr>
+              <w:t xml:space="preserve">    In your own words: Demonstrate mastery of conditional logic through written and coding assessments?</w:t>
+            </w:r>
+            <w:r>
+              <w:rPr>
+                <w:rFonts w:ascii="Arial" w:cs="Arial" w:eastAsia="Arial" w:hAnsi="Arial"/>
+                <w:sz w:val="20"/>
+                <w:szCs w:val="20"/>
+              </w:rPr>
+              <w:br/>
+              <w:t xml:space="preserve"/>
+            </w:r>
+            <w:r>
+              <w:rPr>
+                <w:rFonts w:ascii="Arial" w:cs="Arial" w:eastAsia="Arial" w:hAnsi="Arial"/>
+                <w:sz w:val="20"/>
+                <w:szCs w:val="20"/>
+              </w:rPr>
+              <w:br/>
+              <w:t xml:space="preserve"/>
+            </w:r>
+            <w:r>
+              <w:rPr>
+                <w:rFonts w:ascii="Arial" w:cs="Arial" w:eastAsia="Arial" w:hAnsi="Arial"/>
+                <w:b w:val="false"/>
+                <w:bCs w:val="false"/>
+                <w:i/>
+                <w:iCs/>
+                <w:color w:val="444444"/>
+                <w:sz w:val="20"/>
+                <w:szCs w:val="20"/>
+              </w:rPr>
+              <w:t xml:space="preserve">Today's Goal: By the end of class you will be able to demonstrate mastery of conditional logic through written and coding assessments.</w:t>
+            </w:r>
+            <w:r>
+              <w:rPr>
+                <w:rFonts w:ascii="Arial" w:cs="Arial" w:eastAsia="Arial" w:hAnsi="Arial"/>
+                <w:sz w:val="20"/>
+                <w:szCs w:val="20"/>
+              </w:rPr>
+              <w:br/>
+              <w:t xml:space="preserve"/>
+            </w:r>
+            <w:r>
+              <w:rPr>
+                <w:rFonts w:ascii="Arial" w:cs="Arial" w:eastAsia="Arial" w:hAnsi="Arial"/>
+                <w:b w:val="false"/>
+                <w:bCs w:val="false"/>
+                <w:i/>
+                <w:iCs/>
+                <w:color w:val="555555"/>
+                <w:sz w:val="20"/>
+                <w:szCs w:val="20"/>
+              </w:rPr>
+              <w:t xml:space="preserve">→ Pair-share your response, then 2–3 students share with the class.</w:t>
             </w:r>
           </w:p>
         </w:tc>
@@ -319,9 +449,9 @@
               <w:right w:val="single" w:color="CCCCCC" w:sz="1"/>
             </w:tcBorders>
             <w:tcMar>
-              <w:top w:type="dxa" w:w="60"/>
+              <w:top w:type="dxa" w:w="80"/>
               <w:left w:type="dxa" w:w="120"/>
-              <w:bottom w:type="dxa" w:w="60"/>
+              <w:bottom w:type="dxa" w:w="80"/>
               <w:right w:type="dxa" w:w="120"/>
             </w:tcMar>
           </w:tcPr>
@@ -348,20 +478,164 @@
               <w:right w:val="single" w:color="CCCCCC" w:sz="1"/>
             </w:tcBorders>
             <w:tcMar>
-              <w:top w:type="dxa" w:w="60"/>
+              <w:top w:type="dxa" w:w="80"/>
               <w:left w:type="dxa" w:w="120"/>
-              <w:bottom w:type="dxa" w:w="60"/>
+              <w:bottom w:type="dxa" w:w="80"/>
               <w:right w:type="dxa" w:w="120"/>
             </w:tcMar>
           </w:tcPr>
           <w:p>
-            <w:r>
-              <w:rPr>
-                <w:rFonts w:ascii="Arial" w:cs="Arial" w:eastAsia="Arial" w:hAnsi="Arial"/>
-                <w:sz w:val="20"/>
-                <w:szCs w:val="20"/>
-              </w:rPr>
-              <w:t xml:space="preserve">Mini Lesson: Unit 3 Assessment</w:t>
+            <w:pPr>
+              <w:spacing w:after="80" w:before="80"/>
+            </w:pPr>
+            <w:r>
+              <w:rPr>
+                <w:rFonts w:ascii="Arial" w:cs="Arial" w:eastAsia="Arial" w:hAnsi="Arial"/>
+                <w:b/>
+                <w:bCs/>
+                <w:i w:val="false"/>
+                <w:iCs w:val="false"/>
+                <w:color w:val="000000"/>
+                <w:sz w:val="22"/>
+                <w:szCs w:val="22"/>
+              </w:rPr>
+              <w:t xml:space="preserve">Mini Lesson: </w:t>
+            </w:r>
+            <w:r>
+              <w:rPr>
+                <w:rFonts w:ascii="Arial" w:cs="Arial" w:eastAsia="Arial" w:hAnsi="Arial"/>
+                <w:b w:val="false"/>
+                <w:bCs w:val="false"/>
+                <w:i w:val="false"/>
+                <w:iCs w:val="false"/>
+                <w:color w:val="000000"/>
+                <w:sz w:val="22"/>
+                <w:szCs w:val="22"/>
+              </w:rPr>
+              <w:t xml:space="preserve">Unit 3 Assessment</w:t>
+            </w:r>
+            <w:r>
+              <w:rPr>
+                <w:rFonts w:ascii="Arial" w:cs="Arial" w:eastAsia="Arial" w:hAnsi="Arial"/>
+                <w:sz w:val="20"/>
+                <w:szCs w:val="20"/>
+              </w:rPr>
+              <w:br/>
+              <w:t xml:space="preserve"/>
+            </w:r>
+            <w:r>
+              <w:rPr>
+                <w:rFonts w:ascii="Arial" w:cs="Arial" w:eastAsia="Arial" w:hAnsi="Arial"/>
+                <w:sz w:val="20"/>
+                <w:szCs w:val="20"/>
+              </w:rPr>
+              <w:br/>
+              <w:t xml:space="preserve"/>
+            </w:r>
+            <w:r>
+              <w:rPr>
+                <w:rFonts w:ascii="Arial" w:cs="Arial" w:eastAsia="Arial" w:hAnsi="Arial"/>
+                <w:b/>
+                <w:bCs/>
+                <w:i/>
+                <w:iCs/>
+                <w:color w:val="000000"/>
+                <w:sz w:val="20"/>
+                <w:szCs w:val="20"/>
+              </w:rPr>
+              <w:t xml:space="preserve">Learning Target: </w:t>
+            </w:r>
+            <w:r>
+              <w:rPr>
+                <w:rFonts w:ascii="Arial" w:cs="Arial" w:eastAsia="Arial" w:hAnsi="Arial"/>
+                <w:b w:val="false"/>
+                <w:bCs w:val="false"/>
+                <w:i/>
+                <w:iCs/>
+                <w:color w:val="333333"/>
+                <w:sz w:val="20"/>
+                <w:szCs w:val="20"/>
+              </w:rPr>
+              <w:t xml:space="preserve">I can demonstrate mastery of conditional logic through written and coding assessments.</w:t>
+            </w:r>
+            <w:r>
+              <w:rPr>
+                <w:rFonts w:ascii="Arial" w:cs="Arial" w:eastAsia="Arial" w:hAnsi="Arial"/>
+                <w:sz w:val="20"/>
+                <w:szCs w:val="20"/>
+              </w:rPr>
+              <w:br/>
+              <w:t xml:space="preserve"/>
+            </w:r>
+            <w:r>
+              <w:rPr>
+                <w:rFonts w:ascii="Arial" w:cs="Arial" w:eastAsia="Arial" w:hAnsi="Arial"/>
+                <w:sz w:val="20"/>
+                <w:szCs w:val="20"/>
+              </w:rPr>
+              <w:br/>
+              <w:t xml:space="preserve"/>
+            </w:r>
+            <w:r>
+              <w:rPr>
+                <w:rFonts w:ascii="Arial" w:cs="Arial" w:eastAsia="Arial" w:hAnsi="Arial"/>
+                <w:b/>
+                <w:bCs/>
+                <w:i/>
+                <w:iCs/>
+                <w:color w:val="555555"/>
+                <w:sz w:val="20"/>
+                <w:szCs w:val="20"/>
+              </w:rPr>
+              <w:t xml:space="preserve">→ Live Demo — </w:t>
+            </w:r>
+            <w:r>
+              <w:rPr>
+                <w:rFonts w:ascii="Arial" w:cs="Arial" w:eastAsia="Arial" w:hAnsi="Arial"/>
+                <w:b w:val="false"/>
+                <w:bCs w:val="false"/>
+                <w:i/>
+                <w:iCs/>
+                <w:color w:val="555555"/>
+                <w:sz w:val="20"/>
+                <w:szCs w:val="20"/>
+              </w:rPr>
+              <w:t xml:space="preserve">type examples as students follow along in their own editor.</w:t>
+            </w:r>
+            <w:r>
+              <w:rPr>
+                <w:rFonts w:ascii="Arial" w:cs="Arial" w:eastAsia="Arial" w:hAnsi="Arial"/>
+                <w:sz w:val="20"/>
+                <w:szCs w:val="20"/>
+              </w:rPr>
+              <w:br/>
+              <w:t xml:space="preserve"/>
+            </w:r>
+            <w:r>
+              <w:rPr>
+                <w:rFonts w:ascii="Arial" w:cs="Arial" w:eastAsia="Arial" w:hAnsi="Arial"/>
+                <w:b/>
+                <w:bCs/>
+                <w:i/>
+                <w:iCs/>
+                <w:color w:val="555555"/>
+                <w:sz w:val="20"/>
+                <w:szCs w:val="20"/>
+              </w:rPr>
+              <w:t xml:space="preserve">→ Check for Understanding: </w:t>
+            </w:r>
+            <w:r>
+              <w:rPr>
+                <w:rFonts w:ascii="Arial" w:cs="Arial" w:eastAsia="Arial" w:hAnsi="Arial"/>
+                <w:b w:val="false"/>
+                <w:bCs w:val="false"/>
+                <w:i/>
+                <w:iCs/>
+                <w:color w:val="555555"/>
+                <w:sz w:val="20"/>
+                <w:szCs w:val="20"/>
+              </w:rPr>
+              <w:t xml:space="preserve">pause and cold-call: “Can someone explain what we just did in their own words?”</w:t>
             </w:r>
           </w:p>
         </w:tc>
@@ -377,9 +651,9 @@
               <w:right w:val="single" w:color="CCCCCC" w:sz="1"/>
             </w:tcBorders>
             <w:tcMar>
-              <w:top w:type="dxa" w:w="60"/>
+              <w:top w:type="dxa" w:w="80"/>
               <w:left w:type="dxa" w:w="120"/>
-              <w:bottom w:type="dxa" w:w="60"/>
+              <w:bottom w:type="dxa" w:w="80"/>
               <w:right w:type="dxa" w:w="120"/>
             </w:tcMar>
           </w:tcPr>
@@ -392,7 +666,7 @@
                 <w:sz w:val="20"/>
                 <w:szCs w:val="20"/>
               </w:rPr>
-              <w:t xml:space="preserve">15-20 min</w:t>
+              <w:t xml:space="preserve">15–20 min</w:t>
             </w:r>
           </w:p>
         </w:tc>
@@ -406,20 +680,81 @@
               <w:right w:val="single" w:color="CCCCCC" w:sz="1"/>
             </w:tcBorders>
             <w:tcMar>
-              <w:top w:type="dxa" w:w="60"/>
+              <w:top w:type="dxa" w:w="80"/>
               <w:left w:type="dxa" w:w="120"/>
-              <w:bottom w:type="dxa" w:w="60"/>
+              <w:bottom w:type="dxa" w:w="80"/>
               <w:right w:type="dxa" w:w="120"/>
             </w:tcMar>
           </w:tcPr>
           <w:p>
-            <w:r>
-              <w:rPr>
-                <w:rFonts w:ascii="Arial" w:cs="Arial" w:eastAsia="Arial" w:hAnsi="Arial"/>
-                <w:sz w:val="20"/>
-                <w:szCs w:val="20"/>
+            <w:pPr>
+              <w:spacing w:after="80" w:before="80"/>
+            </w:pPr>
+            <w:r>
+              <w:rPr>
+                <w:rFonts w:ascii="Arial" w:cs="Arial" w:eastAsia="Arial" w:hAnsi="Arial"/>
+                <w:b/>
+                <w:bCs/>
+                <w:i w:val="false"/>
+                <w:iCs w:val="false"/>
+                <w:color w:val="000000"/>
+                <w:sz w:val="22"/>
+                <w:szCs w:val="22"/>
               </w:rPr>
               <w:t xml:space="preserve">Independent Practice / Code Along</w:t>
+            </w:r>
+            <w:r>
+              <w:rPr>
+                <w:rFonts w:ascii="Arial" w:cs="Arial" w:eastAsia="Arial" w:hAnsi="Arial"/>
+                <w:sz w:val="20"/>
+                <w:szCs w:val="20"/>
+              </w:rPr>
+              <w:br/>
+              <w:t xml:space="preserve"/>
+            </w:r>
+            <w:r>
+              <w:rPr>
+                <w:rFonts w:ascii="Arial" w:cs="Arial" w:eastAsia="Arial" w:hAnsi="Arial"/>
+                <w:b w:val="false"/>
+                <w:bCs w:val="false"/>
+                <w:i w:val="false"/>
+                <w:iCs w:val="false"/>
+                <w:color w:val="000000"/>
+                <w:sz w:val="20"/>
+                <w:szCs w:val="20"/>
+              </w:rPr>
+              <w:t xml:space="preserve">    Work through problems from the day's exercise set.</w:t>
+            </w:r>
+            <w:r>
+              <w:rPr>
+                <w:rFonts w:ascii="Arial" w:cs="Arial" w:eastAsia="Arial" w:hAnsi="Arial"/>
+                <w:sz w:val="20"/>
+                <w:szCs w:val="20"/>
+              </w:rPr>
+              <w:br/>
+              <w:t xml:space="preserve"/>
+            </w:r>
+            <w:r>
+              <w:rPr>
+                <w:rFonts w:ascii="Arial" w:cs="Arial" w:eastAsia="Arial" w:hAnsi="Arial"/>
+                <w:sz w:val="20"/>
+                <w:szCs w:val="20"/>
+              </w:rPr>
+              <w:br/>
+              <w:t xml:space="preserve"/>
+            </w:r>
+            <w:r>
+              <w:rPr>
+                <w:rFonts w:ascii="Arial" w:cs="Arial" w:eastAsia="Arial" w:hAnsi="Arial"/>
+                <w:b w:val="false"/>
+                <w:bCs w:val="false"/>
+                <w:i/>
+                <w:iCs/>
+                <w:color w:val="555555"/>
+                <w:sz w:val="20"/>
+                <w:szCs w:val="20"/>
+              </w:rPr>
+              <w:t xml:space="preserve">→ Teacher circulates — offer hints, check for understanding.</w:t>
             </w:r>
           </w:p>
         </w:tc>
@@ -435,9 +770,9 @@
               <w:right w:val="single" w:color="CCCCCC" w:sz="1"/>
             </w:tcBorders>
             <w:tcMar>
-              <w:top w:type="dxa" w:w="60"/>
+              <w:top w:type="dxa" w:w="80"/>
               <w:left w:type="dxa" w:w="120"/>
-              <w:bottom w:type="dxa" w:w="60"/>
+              <w:bottom w:type="dxa" w:w="80"/>
               <w:right w:type="dxa" w:w="120"/>
             </w:tcMar>
           </w:tcPr>
@@ -464,20 +799,90 @@
               <w:right w:val="single" w:color="CCCCCC" w:sz="1"/>
             </w:tcBorders>
             <w:tcMar>
-              <w:top w:type="dxa" w:w="60"/>
+              <w:top w:type="dxa" w:w="80"/>
               <w:left w:type="dxa" w:w="120"/>
-              <w:bottom w:type="dxa" w:w="60"/>
+              <w:bottom w:type="dxa" w:w="80"/>
               <w:right w:type="dxa" w:w="120"/>
             </w:tcMar>
           </w:tcPr>
           <w:p>
-            <w:r>
-              <w:rPr>
-                <w:rFonts w:ascii="Arial" w:cs="Arial" w:eastAsia="Arial" w:hAnsi="Arial"/>
-                <w:sz w:val="20"/>
-                <w:szCs w:val="20"/>
+            <w:pPr>
+              <w:spacing w:after="80" w:before="80"/>
+            </w:pPr>
+            <w:r>
+              <w:rPr>
+                <w:rFonts w:ascii="Arial" w:cs="Arial" w:eastAsia="Arial" w:hAnsi="Arial"/>
+                <w:b/>
+                <w:bCs/>
+                <w:i w:val="false"/>
+                <w:iCs w:val="false"/>
+                <w:color w:val="000000"/>
+                <w:sz w:val="22"/>
+                <w:szCs w:val="22"/>
               </w:rPr>
               <w:t xml:space="preserve">Exit Ticket / Wrap-Up</w:t>
+            </w:r>
+            <w:r>
+              <w:rPr>
+                <w:rFonts w:ascii="Arial" w:cs="Arial" w:eastAsia="Arial" w:hAnsi="Arial"/>
+                <w:sz w:val="20"/>
+                <w:szCs w:val="20"/>
+              </w:rPr>
+              <w:br/>
+              <w:t xml:space="preserve"/>
+            </w:r>
+            <w:r>
+              <w:rPr>
+                <w:rFonts w:ascii="Arial" w:cs="Arial" w:eastAsia="Arial" w:hAnsi="Arial"/>
+                <w:sz w:val="20"/>
+                <w:szCs w:val="20"/>
+              </w:rPr>
+              <w:br/>
+              <w:t xml:space="preserve"/>
+            </w:r>
+            <w:r>
+              <w:rPr>
+                <w:rFonts w:ascii="Arial" w:cs="Arial" w:eastAsia="Arial" w:hAnsi="Arial"/>
+                <w:b w:val="false"/>
+                <w:bCs w:val="false"/>
+                <w:i w:val="false"/>
+                <w:iCs w:val="false"/>
+                <w:color w:val="000000"/>
+                <w:sz w:val="20"/>
+                <w:szCs w:val="20"/>
+              </w:rPr>
+              <w:t xml:space="preserve">Quick Check: Demonstrate mastery of conditional logic through written and coding assessments?</w:t>
+            </w:r>
+            <w:r>
+              <w:rPr>
+                <w:rFonts w:ascii="Arial" w:cs="Arial" w:eastAsia="Arial" w:hAnsi="Arial"/>
+                <w:sz w:val="20"/>
+                <w:szCs w:val="20"/>
+              </w:rPr>
+              <w:br/>
+              <w:t xml:space="preserve"/>
+            </w:r>
+            <w:r>
+              <w:rPr>
+                <w:rFonts w:ascii="Arial" w:cs="Arial" w:eastAsia="Arial" w:hAnsi="Arial"/>
+                <w:sz w:val="20"/>
+                <w:szCs w:val="20"/>
+              </w:rPr>
+              <w:br/>
+              <w:t xml:space="preserve"/>
+            </w:r>
+            <w:r>
+              <w:rPr>
+                <w:rFonts w:ascii="Arial" w:cs="Arial" w:eastAsia="Arial" w:hAnsi="Arial"/>
+                <w:b w:val="false"/>
+                <w:bCs w:val="false"/>
+                <w:i/>
+                <w:iCs/>
+                <w:color w:val="555555"/>
+                <w:sz w:val="20"/>
+                <w:szCs w:val="20"/>
+              </w:rPr>
+              <w:t xml:space="preserve">→ 3–2–1: Name 3 things learned, 2 new vocab words, 1 question you still have.</w:t>
             </w:r>
           </w:p>
         </w:tc>
@@ -669,20 +1074,111 @@
                 <w:sz w:val="18"/>
                 <w:szCs w:val="18"/>
               </w:rPr>
-              <w:t xml:space="preserve">Big</w:t>
-            </w:r>
-          </w:p>
-          <w:p>
-            <w:pPr>
-              <w:spacing w:after="20"/>
-            </w:pPr>
-            <w:r>
-              <w:rPr>
-                <w:rFonts w:ascii="Courier New" w:cs="Courier New" w:eastAsia="Courier New" w:hAnsi="Courier New"/>
-                <w:sz w:val="18"/>
-                <w:szCs w:val="18"/>
-              </w:rPr>
-              <w:t xml:space="preserve">Done</w:t>
+              <w:t xml:space="preserve">score = 75</w:t>
+            </w:r>
+          </w:p>
+          <w:p>
+            <w:pPr>
+              <w:spacing w:after="20"/>
+            </w:pPr>
+            <w:r>
+              <w:rPr>
+                <w:rFonts w:ascii="Courier New" w:cs="Courier New" w:eastAsia="Courier New" w:hAnsi="Courier New"/>
+                <w:sz w:val="18"/>
+                <w:szCs w:val="18"/>
+              </w:rPr>
+              <w:t xml:space="preserve">if score &gt;= 90:</w:t>
+            </w:r>
+          </w:p>
+          <w:p>
+            <w:pPr>
+              <w:spacing w:after="20"/>
+            </w:pPr>
+            <w:r>
+              <w:rPr>
+                <w:rFonts w:ascii="Courier New" w:cs="Courier New" w:eastAsia="Courier New" w:hAnsi="Courier New"/>
+                <w:sz w:val="18"/>
+                <w:szCs w:val="18"/>
+              </w:rPr>
+              <w:t xml:space="preserve">    print("A")</w:t>
+            </w:r>
+          </w:p>
+          <w:p>
+            <w:pPr>
+              <w:spacing w:after="20"/>
+            </w:pPr>
+            <w:r>
+              <w:rPr>
+                <w:rFonts w:ascii="Courier New" w:cs="Courier New" w:eastAsia="Courier New" w:hAnsi="Courier New"/>
+                <w:sz w:val="18"/>
+                <w:szCs w:val="18"/>
+              </w:rPr>
+              <w:t xml:space="preserve">elif score &gt;= 80:</w:t>
+            </w:r>
+          </w:p>
+          <w:p>
+            <w:pPr>
+              <w:spacing w:after="20"/>
+            </w:pPr>
+            <w:r>
+              <w:rPr>
+                <w:rFonts w:ascii="Courier New" w:cs="Courier New" w:eastAsia="Courier New" w:hAnsi="Courier New"/>
+                <w:sz w:val="18"/>
+                <w:szCs w:val="18"/>
+              </w:rPr>
+              <w:t xml:space="preserve">    print("B")</w:t>
+            </w:r>
+          </w:p>
+          <w:p>
+            <w:pPr>
+              <w:spacing w:after="20"/>
+            </w:pPr>
+            <w:r>
+              <w:rPr>
+                <w:rFonts w:ascii="Courier New" w:cs="Courier New" w:eastAsia="Courier New" w:hAnsi="Courier New"/>
+                <w:sz w:val="18"/>
+                <w:szCs w:val="18"/>
+              </w:rPr>
+              <w:t xml:space="preserve">elif score &gt;= 70:</w:t>
+            </w:r>
+          </w:p>
+          <w:p>
+            <w:pPr>
+              <w:spacing w:after="20"/>
+            </w:pPr>
+            <w:r>
+              <w:rPr>
+                <w:rFonts w:ascii="Courier New" w:cs="Courier New" w:eastAsia="Courier New" w:hAnsi="Courier New"/>
+                <w:sz w:val="18"/>
+                <w:szCs w:val="18"/>
+              </w:rPr>
+              <w:t xml:space="preserve">    print("C")</w:t>
+            </w:r>
+          </w:p>
+          <w:p>
+            <w:pPr>
+              <w:spacing w:after="20"/>
+            </w:pPr>
+            <w:r>
+              <w:rPr>
+                <w:rFonts w:ascii="Courier New" w:cs="Courier New" w:eastAsia="Courier New" w:hAnsi="Courier New"/>
+                <w:sz w:val="18"/>
+                <w:szCs w:val="18"/>
+              </w:rPr>
+              <w:t xml:space="preserve">else:</w:t>
+            </w:r>
+          </w:p>
+          <w:p>
+            <w:pPr>
+              <w:spacing w:after="20"/>
+            </w:pPr>
+            <w:r>
+              <w:rPr>
+                <w:rFonts w:ascii="Courier New" w:cs="Courier New" w:eastAsia="Courier New" w:hAnsi="Courier New"/>
+                <w:sz w:val="18"/>
+                <w:szCs w:val="18"/>
+              </w:rPr>
+              <w:t xml:space="preserve">    print("F")</w:t>
             </w:r>
           </w:p>
         </w:tc>
@@ -736,85 +1232,46 @@
                 <w:sz w:val="18"/>
                 <w:szCs w:val="18"/>
               </w:rPr>
-              <w:t xml:space="preserve">score = 75</w:t>
-            </w:r>
-          </w:p>
-          <w:p>
-            <w:pPr>
-              <w:spacing w:after="20"/>
-            </w:pPr>
-            <w:r>
-              <w:rPr>
-                <w:rFonts w:ascii="Courier New" w:cs="Courier New" w:eastAsia="Courier New" w:hAnsi="Courier New"/>
-                <w:sz w:val="18"/>
-                <w:szCs w:val="18"/>
-              </w:rPr>
-              <w:t xml:space="preserve">if score &gt;= 90:</w:t>
-            </w:r>
-          </w:p>
-          <w:p>
-            <w:pPr>
-              <w:spacing w:after="20"/>
-            </w:pPr>
-            <w:r>
-              <w:rPr>
-                <w:rFonts w:ascii="Courier New" w:cs="Courier New" w:eastAsia="Courier New" w:hAnsi="Courier New"/>
-                <w:sz w:val="18"/>
-                <w:szCs w:val="18"/>
-              </w:rPr>
-              <w:t xml:space="preserve">    print("A")</w:t>
-            </w:r>
-          </w:p>
-          <w:p>
-            <w:pPr>
-              <w:spacing w:after="20"/>
-            </w:pPr>
-            <w:r>
-              <w:rPr>
-                <w:rFonts w:ascii="Courier New" w:cs="Courier New" w:eastAsia="Courier New" w:hAnsi="Courier New"/>
-                <w:sz w:val="18"/>
-                <w:szCs w:val="18"/>
-              </w:rPr>
-              <w:t xml:space="preserve">elif score &gt;= 80:</w:t>
-            </w:r>
-          </w:p>
-          <w:p>
-            <w:pPr>
-              <w:spacing w:after="20"/>
-            </w:pPr>
-            <w:r>
-              <w:rPr>
-                <w:rFonts w:ascii="Courier New" w:cs="Courier New" w:eastAsia="Courier New" w:hAnsi="Courier New"/>
-                <w:sz w:val="18"/>
-                <w:szCs w:val="18"/>
-              </w:rPr>
-              <w:t xml:space="preserve">    print("B")</w:t>
-            </w:r>
-          </w:p>
-          <w:p>
-            <w:pPr>
-              <w:spacing w:after="20"/>
-            </w:pPr>
-            <w:r>
-              <w:rPr>
-                <w:rFonts w:ascii="Courier New" w:cs="Courier New" w:eastAsia="Courier New" w:hAnsi="Courier New"/>
-                <w:sz w:val="18"/>
-                <w:szCs w:val="18"/>
-              </w:rPr>
-              <w:t xml:space="preserve">elif score &gt;= 70:</w:t>
-            </w:r>
-          </w:p>
-          <w:p>
-            <w:pPr>
-              <w:spacing w:after="20"/>
-            </w:pPr>
-            <w:r>
-              <w:rPr>
-                <w:rFonts w:ascii="Courier New" w:cs="Courier New" w:eastAsia="Courier New" w:hAnsi="Courier New"/>
-                <w:sz w:val="18"/>
-                <w:szCs w:val="18"/>
-              </w:rPr>
-              <w:t xml:space="preserve">    print("C")</w:t>
+              <w:t xml:space="preserve">x = 5</w:t>
+            </w:r>
+          </w:p>
+          <w:p>
+            <w:pPr>
+              <w:spacing w:after="20"/>
+            </w:pPr>
+            <w:r>
+              <w:rPr>
+                <w:rFonts w:ascii="Courier New" w:cs="Courier New" w:eastAsia="Courier New" w:hAnsi="Courier New"/>
+                <w:sz w:val="18"/>
+                <w:szCs w:val="18"/>
+              </w:rPr>
+              <w:t xml:space="preserve">y = 3</w:t>
+            </w:r>
+          </w:p>
+          <w:p>
+            <w:pPr>
+              <w:spacing w:after="20"/>
+            </w:pPr>
+            <w:r>
+              <w:rPr>
+                <w:rFonts w:ascii="Courier New" w:cs="Courier New" w:eastAsia="Courier New" w:hAnsi="Courier New"/>
+                <w:sz w:val="18"/>
+                <w:szCs w:val="18"/>
+              </w:rPr>
+              <w:t xml:space="preserve">if x &gt; y and y &gt; 0:</w:t>
+            </w:r>
+          </w:p>
+          <w:p>
+            <w:pPr>
+              <w:spacing w:after="20"/>
+            </w:pPr>
+            <w:r>
+              <w:rPr>
+                <w:rFonts w:ascii="Courier New" w:cs="Courier New" w:eastAsia="Courier New" w:hAnsi="Courier New"/>
+                <w:sz w:val="18"/>
+                <w:szCs w:val="18"/>
+              </w:rPr>
+              <w:t xml:space="preserve">    print("Both true")</w:t>
             </w:r>
           </w:p>
           <w:p>
@@ -840,234 +1297,7 @@
                 <w:sz w:val="18"/>
                 <w:szCs w:val="18"/>
               </w:rPr>
-              <w:t xml:space="preserve">    print("F")</w:t>
-            </w:r>
-          </w:p>
-        </w:tc>
-      </w:tr>
-    </w:tbl>
-    <w:p>
-      <w:pPr>
-        <w:spacing w:after="120"/>
-      </w:pPr>
-    </w:p>
-    <w:tbl>
-      <w:tblPr>
-        <w:tblW w:type="dxa" w:w="9360"/>
-        <w:tblBorders>
-          <w:top w:val="single" w:color="auto" w:sz="4"/>
-          <w:left w:val="single" w:color="auto" w:sz="4"/>
-          <w:bottom w:val="single" w:color="auto" w:sz="4"/>
-          <w:right w:val="single" w:color="auto" w:sz="4"/>
-          <w:insideH w:val="single" w:color="auto" w:sz="4"/>
-          <w:insideV w:val="single" w:color="auto" w:sz="4"/>
-        </w:tblBorders>
-      </w:tblPr>
-      <w:tblGrid>
-        <w:gridCol w:w="9360"/>
-      </w:tblGrid>
-      <w:tr>
-        <w:tc>
-          <w:tcPr>
-            <w:tcW w:type="dxa" w:w="9360"/>
-            <w:tcBorders>
-              <w:top w:val="single" w:color="CCCCCC" w:sz="1"/>
-              <w:left w:val="single" w:color="CCCCCC" w:sz="1"/>
-              <w:bottom w:val="single" w:color="CCCCCC" w:sz="1"/>
-              <w:right w:val="single" w:color="CCCCCC" w:sz="1"/>
-            </w:tcBorders>
-            <w:shd w:fill="F2F2F2" w:val="clear"/>
-            <w:tcMar>
-              <w:top w:type="dxa" w:w="80"/>
-              <w:left w:type="dxa" w:w="160"/>
-              <w:bottom w:type="dxa" w:w="80"/>
-              <w:right w:type="dxa" w:w="160"/>
-            </w:tcMar>
-          </w:tcPr>
-          <w:p>
-            <w:pPr>
-              <w:spacing w:after="20"/>
-            </w:pPr>
-            <w:r>
-              <w:rPr>
-                <w:rFonts w:ascii="Courier New" w:cs="Courier New" w:eastAsia="Courier New" w:hAnsi="Courier New"/>
-                <w:sz w:val="18"/>
-                <w:szCs w:val="18"/>
-              </w:rPr>
-              <w:t xml:space="preserve">C</w:t>
-            </w:r>
-          </w:p>
-        </w:tc>
-      </w:tr>
-    </w:tbl>
-    <w:p>
-      <w:pPr>
-        <w:spacing w:after="120"/>
-      </w:pPr>
-    </w:p>
-    <w:tbl>
-      <w:tblPr>
-        <w:tblW w:type="dxa" w:w="9360"/>
-        <w:tblBorders>
-          <w:top w:val="single" w:color="auto" w:sz="4"/>
-          <w:left w:val="single" w:color="auto" w:sz="4"/>
-          <w:bottom w:val="single" w:color="auto" w:sz="4"/>
-          <w:right w:val="single" w:color="auto" w:sz="4"/>
-          <w:insideH w:val="single" w:color="auto" w:sz="4"/>
-          <w:insideV w:val="single" w:color="auto" w:sz="4"/>
-        </w:tblBorders>
-      </w:tblPr>
-      <w:tblGrid>
-        <w:gridCol w:w="9360"/>
-      </w:tblGrid>
-      <w:tr>
-        <w:tc>
-          <w:tcPr>
-            <w:tcW w:type="dxa" w:w="9360"/>
-            <w:tcBorders>
-              <w:top w:val="single" w:color="CCCCCC" w:sz="1"/>
-              <w:left w:val="single" w:color="CCCCCC" w:sz="1"/>
-              <w:bottom w:val="single" w:color="CCCCCC" w:sz="1"/>
-              <w:right w:val="single" w:color="CCCCCC" w:sz="1"/>
-            </w:tcBorders>
-            <w:shd w:fill="F2F2F2" w:val="clear"/>
-            <w:tcMar>
-              <w:top w:type="dxa" w:w="80"/>
-              <w:left w:type="dxa" w:w="160"/>
-              <w:bottom w:type="dxa" w:w="80"/>
-              <w:right w:type="dxa" w:w="160"/>
-            </w:tcMar>
-          </w:tcPr>
-          <w:p>
-            <w:pPr>
-              <w:spacing w:after="20"/>
-            </w:pPr>
-            <w:r>
-              <w:rPr>
-                <w:rFonts w:ascii="Courier New" w:cs="Courier New" w:eastAsia="Courier New" w:hAnsi="Courier New"/>
-                <w:sz w:val="18"/>
-                <w:szCs w:val="18"/>
-              </w:rPr>
-              <w:t xml:space="preserve">x = 5</w:t>
-            </w:r>
-          </w:p>
-          <w:p>
-            <w:pPr>
-              <w:spacing w:after="20"/>
-            </w:pPr>
-            <w:r>
-              <w:rPr>
-                <w:rFonts w:ascii="Courier New" w:cs="Courier New" w:eastAsia="Courier New" w:hAnsi="Courier New"/>
-                <w:sz w:val="18"/>
-                <w:szCs w:val="18"/>
-              </w:rPr>
-              <w:t xml:space="preserve">y = 3</w:t>
-            </w:r>
-          </w:p>
-          <w:p>
-            <w:pPr>
-              <w:spacing w:after="20"/>
-            </w:pPr>
-            <w:r>
-              <w:rPr>
-                <w:rFonts w:ascii="Courier New" w:cs="Courier New" w:eastAsia="Courier New" w:hAnsi="Courier New"/>
-                <w:sz w:val="18"/>
-                <w:szCs w:val="18"/>
-              </w:rPr>
-              <w:t xml:space="preserve">if x &gt; y and y &gt; 0:</w:t>
-            </w:r>
-          </w:p>
-          <w:p>
-            <w:pPr>
-              <w:spacing w:after="20"/>
-            </w:pPr>
-            <w:r>
-              <w:rPr>
-                <w:rFonts w:ascii="Courier New" w:cs="Courier New" w:eastAsia="Courier New" w:hAnsi="Courier New"/>
-                <w:sz w:val="18"/>
-                <w:szCs w:val="18"/>
-              </w:rPr>
-              <w:t xml:space="preserve">    print("Both true")</w:t>
-            </w:r>
-          </w:p>
-          <w:p>
-            <w:pPr>
-              <w:spacing w:after="20"/>
-            </w:pPr>
-            <w:r>
-              <w:rPr>
-                <w:rFonts w:ascii="Courier New" w:cs="Courier New" w:eastAsia="Courier New" w:hAnsi="Courier New"/>
-                <w:sz w:val="18"/>
-                <w:szCs w:val="18"/>
-              </w:rPr>
-              <w:t xml:space="preserve">else:</w:t>
-            </w:r>
-          </w:p>
-          <w:p>
-            <w:pPr>
-              <w:spacing w:after="20"/>
-            </w:pPr>
-            <w:r>
-              <w:rPr>
-                <w:rFonts w:ascii="Courier New" w:cs="Courier New" w:eastAsia="Courier New" w:hAnsi="Courier New"/>
-                <w:sz w:val="18"/>
-                <w:szCs w:val="18"/>
-              </w:rPr>
               <w:t xml:space="preserve">    print("Not both")</w:t>
-            </w:r>
-          </w:p>
-        </w:tc>
-      </w:tr>
-    </w:tbl>
-    <w:p>
-      <w:pPr>
-        <w:spacing w:after="120"/>
-      </w:pPr>
-    </w:p>
-    <w:tbl>
-      <w:tblPr>
-        <w:tblW w:type="dxa" w:w="9360"/>
-        <w:tblBorders>
-          <w:top w:val="single" w:color="auto" w:sz="4"/>
-          <w:left w:val="single" w:color="auto" w:sz="4"/>
-          <w:bottom w:val="single" w:color="auto" w:sz="4"/>
-          <w:right w:val="single" w:color="auto" w:sz="4"/>
-          <w:insideH w:val="single" w:color="auto" w:sz="4"/>
-          <w:insideV w:val="single" w:color="auto" w:sz="4"/>
-        </w:tblBorders>
-      </w:tblPr>
-      <w:tblGrid>
-        <w:gridCol w:w="9360"/>
-      </w:tblGrid>
-      <w:tr>
-        <w:tc>
-          <w:tcPr>
-            <w:tcW w:type="dxa" w:w="9360"/>
-            <w:tcBorders>
-              <w:top w:val="single" w:color="CCCCCC" w:sz="1"/>
-              <w:left w:val="single" w:color="CCCCCC" w:sz="1"/>
-              <w:bottom w:val="single" w:color="CCCCCC" w:sz="1"/>
-              <w:right w:val="single" w:color="CCCCCC" w:sz="1"/>
-            </w:tcBorders>
-            <w:shd w:fill="F2F2F2" w:val="clear"/>
-            <w:tcMar>
-              <w:top w:type="dxa" w:w="80"/>
-              <w:left w:type="dxa" w:w="160"/>
-              <w:bottom w:type="dxa" w:w="80"/>
-              <w:right w:type="dxa" w:w="160"/>
-            </w:tcMar>
-          </w:tcPr>
-          <w:p>
-            <w:pPr>
-              <w:spacing w:after="20"/>
-            </w:pPr>
-            <w:r>
-              <w:rPr>
-                <w:rFonts w:ascii="Courier New" w:cs="Courier New" w:eastAsia="Courier New" w:hAnsi="Courier New"/>
-                <w:sz w:val="18"/>
-                <w:szCs w:val="18"/>
-              </w:rPr>
-              <w:t xml:space="preserve">Both true</w:t>
             </w:r>
           </w:p>
         </w:tc>

--- a/Coding 1 - year/Unit 3 - Conditionals/Daily Lesson Plans/Word/Day 69.docx
+++ b/Coding 1 - year/Unit 3 - Conditionals/Daily Lesson Plans/Word/Day 69.docx
@@ -380,7 +380,7 @@
                 <w:sz w:val="20"/>
                 <w:szCs w:val="20"/>
               </w:rPr>
-              <w:t xml:space="preserve">    In your own words: Demonstrate mastery of conditional logic through written and coding assessments?</w:t>
+              <w:t xml:space="preserve">    What do you think are the most important parts of Unit 3 Assessment to demonstrate well? Why?</w:t>
             </w:r>
             <w:r>
               <w:rPr>
@@ -411,7 +411,7 @@
                 <w:sz w:val="20"/>
                 <w:szCs w:val="20"/>
               </w:rPr>
-              <w:t xml:space="preserve">Today's Goal: By the end of class you will be able to demonstrate mastery of conditional logic through written and coding assessments.</w:t>
+              <w:t xml:space="preserve">Today’s Goal: By the end of class you will be able to demonstrate mastery of conditional logic through written and coding assessments.</w:t>
             </w:r>
             <w:r>
               <w:rPr>
@@ -851,7 +851,7 @@
                 <w:sz w:val="20"/>
                 <w:szCs w:val="20"/>
               </w:rPr>
-              <w:t xml:space="preserve">Quick Check: Demonstrate mastery of conditional logic through written and coding assessments?</w:t>
+              <w:t xml:space="preserve">If you had to teach Unit 3 Assessment to a classmate, what's the #1 thing you'd make sure they understand?</w:t>
             </w:r>
             <w:r>
               <w:rPr>

--- a/Coding 1 - year/Unit 3 - Conditionals/Daily Lesson Plans/Word/Day 69.docx
+++ b/Coding 1 - year/Unit 3 - Conditionals/Daily Lesson Plans/Word/Day 69.docx
@@ -403,6 +403,72 @@
             <w:r>
               <w:rPr>
                 <w:rFonts w:ascii="Arial" w:cs="Arial" w:eastAsia="Arial" w:hAnsi="Arial"/>
+                <w:b/>
+                <w:bCs/>
+                <w:i w:val="false"/>
+                <w:iCs w:val="false"/>
+                <w:color w:val="000000"/>
+                <w:sz w:val="20"/>
+                <w:szCs w:val="20"/>
+              </w:rPr>
+              <w:t xml:space="preserve">Vocabulary Preview — </w:t>
+            </w:r>
+            <w:r>
+              <w:rPr>
+                <w:rFonts w:ascii="Arial" w:cs="Arial" w:eastAsia="Arial" w:hAnsi="Arial"/>
+                <w:b w:val="false"/>
+                <w:bCs w:val="false"/>
+                <w:i w:val="false"/>
+                <w:iCs w:val="false"/>
+                <w:color w:val="000000"/>
+                <w:sz w:val="20"/>
+                <w:szCs w:val="20"/>
+              </w:rPr>
+              <w:t xml:space="preserve">terms we'll use today:</w:t>
+            </w:r>
+            <w:r>
+              <w:rPr>
+                <w:rFonts w:ascii="Arial" w:cs="Arial" w:eastAsia="Arial" w:hAnsi="Arial"/>
+                <w:sz w:val="20"/>
+                <w:szCs w:val="20"/>
+              </w:rPr>
+              <w:br/>
+              <w:t xml:space="preserve"/>
+            </w:r>
+            <w:r>
+              <w:rPr>
+                <w:rFonts w:ascii="Arial" w:cs="Arial" w:eastAsia="Arial" w:hAnsi="Arial"/>
+                <w:b w:val="false"/>
+                <w:bCs w:val="false"/>
+                <w:i w:val="false"/>
+                <w:iCs w:val="false"/>
+                <w:color w:val="000000"/>
+                <w:sz w:val="20"/>
+                <w:szCs w:val="20"/>
+              </w:rPr>
+              <w:t xml:space="preserve">    • Format   •   Grading   •   Question 1 (3 points)   •   Question 2 (3 points)   •   Question 3 (3 points)   •   Question 4 (3 points)</w:t>
+            </w:r>
+            <w:r>
+              <w:rPr>
+                <w:rFonts w:ascii="Arial" w:cs="Arial" w:eastAsia="Arial" w:hAnsi="Arial"/>
+                <w:sz w:val="20"/>
+                <w:szCs w:val="20"/>
+              </w:rPr>
+              <w:br/>
+              <w:t xml:space="preserve"/>
+            </w:r>
+            <w:r>
+              <w:rPr>
+                <w:rFonts w:ascii="Arial" w:cs="Arial" w:eastAsia="Arial" w:hAnsi="Arial"/>
+                <w:sz w:val="20"/>
+                <w:szCs w:val="20"/>
+              </w:rPr>
+              <w:br/>
+              <w:t xml:space="preserve"/>
+            </w:r>
+            <w:r>
+              <w:rPr>
+                <w:rFonts w:ascii="Arial" w:cs="Arial" w:eastAsia="Arial" w:hAnsi="Arial"/>
                 <w:b w:val="false"/>
                 <w:bCs w:val="false"/>
                 <w:i/>
@@ -579,6 +645,310 @@
             <w:r>
               <w:rPr>
                 <w:rFonts w:ascii="Arial" w:cs="Arial" w:eastAsia="Arial" w:hAnsi="Arial"/>
+                <w:b w:val="false"/>
+                <w:bCs w:val="false"/>
+                <w:i w:val="false"/>
+                <w:iCs w:val="false"/>
+                <w:color w:val="000000"/>
+                <w:sz w:val="20"/>
+                <w:szCs w:val="20"/>
+              </w:rPr>
+              <w:t xml:space="preserve">Answer in complete sentences unless otherwise noted.</w:t>
+            </w:r>
+            <w:r>
+              <w:rPr>
+                <w:rFonts w:ascii="Arial" w:cs="Arial" w:eastAsia="Arial" w:hAnsi="Arial"/>
+                <w:sz w:val="20"/>
+                <w:szCs w:val="20"/>
+              </w:rPr>
+              <w:br/>
+              <w:t xml:space="preserve"/>
+            </w:r>
+            <w:r>
+              <w:rPr>
+                <w:rFonts w:ascii="Arial" w:cs="Arial" w:eastAsia="Arial" w:hAnsi="Arial"/>
+                <w:b w:val="false"/>
+                <w:bCs w:val="false"/>
+                <w:i w:val="false"/>
+                <w:iCs w:val="false"/>
+                <w:color w:val="000000"/>
+                <w:sz w:val="20"/>
+                <w:szCs w:val="20"/>
+              </w:rPr>
+              <w:t xml:space="preserve">Question 1 (3 points): Explain the difference between = and ==.</w:t>
+            </w:r>
+            <w:r>
+              <w:rPr>
+                <w:rFonts w:ascii="Arial" w:cs="Arial" w:eastAsia="Arial" w:hAnsi="Arial"/>
+                <w:sz w:val="20"/>
+                <w:szCs w:val="20"/>
+              </w:rPr>
+              <w:br/>
+              <w:t xml:space="preserve"/>
+            </w:r>
+            <w:r>
+              <w:rPr>
+                <w:rFonts w:ascii="Arial" w:cs="Arial" w:eastAsia="Arial" w:hAnsi="Arial"/>
+                <w:sz w:val="20"/>
+                <w:szCs w:val="20"/>
+              </w:rPr>
+              <w:br/>
+              <w:t xml:space="preserve"/>
+            </w:r>
+            <w:r>
+              <w:rPr>
+                <w:rFonts w:ascii="Arial" w:cs="Arial" w:eastAsia="Arial" w:hAnsi="Arial"/>
+                <w:b/>
+                <w:bCs/>
+                <w:i w:val="false"/>
+                <w:iCs w:val="false"/>
+                <w:color w:val="000000"/>
+                <w:sz w:val="20"/>
+                <w:szCs w:val="20"/>
+              </w:rPr>
+              <w:t xml:space="preserve">Key Concepts:</w:t>
+            </w:r>
+            <w:r>
+              <w:rPr>
+                <w:rFonts w:ascii="Arial" w:cs="Arial" w:eastAsia="Arial" w:hAnsi="Arial"/>
+                <w:sz w:val="20"/>
+                <w:szCs w:val="20"/>
+              </w:rPr>
+              <w:br/>
+              <w:t xml:space="preserve"/>
+            </w:r>
+            <w:r>
+              <w:rPr>
+                <w:rFonts w:ascii="Arial" w:cs="Arial" w:eastAsia="Arial" w:hAnsi="Arial"/>
+                <w:b w:val="false"/>
+                <w:bCs w:val="false"/>
+                <w:i w:val="false"/>
+                <w:iCs w:val="false"/>
+                <w:color w:val="000000"/>
+                <w:sz w:val="20"/>
+                <w:szCs w:val="20"/>
+              </w:rPr>
+              <w:t xml:space="preserve">    • Part 1: Written Questions (20 minutes)</w:t>
+            </w:r>
+            <w:r>
+              <w:rPr>
+                <w:rFonts w:ascii="Arial" w:cs="Arial" w:eastAsia="Arial" w:hAnsi="Arial"/>
+                <w:sz w:val="20"/>
+                <w:szCs w:val="20"/>
+              </w:rPr>
+              <w:br/>
+              <w:t xml:space="preserve"/>
+            </w:r>
+            <w:r>
+              <w:rPr>
+                <w:rFonts w:ascii="Arial" w:cs="Arial" w:eastAsia="Arial" w:hAnsi="Arial"/>
+                <w:b w:val="false"/>
+                <w:bCs w:val="false"/>
+                <w:i w:val="false"/>
+                <w:iCs w:val="false"/>
+                <w:color w:val="000000"/>
+                <w:sz w:val="20"/>
+                <w:szCs w:val="20"/>
+              </w:rPr>
+              <w:t xml:space="preserve">    • Part 2: Code Tracing (15 minutes)</w:t>
+            </w:r>
+            <w:r>
+              <w:rPr>
+                <w:rFonts w:ascii="Arial" w:cs="Arial" w:eastAsia="Arial" w:hAnsi="Arial"/>
+                <w:sz w:val="20"/>
+                <w:szCs w:val="20"/>
+              </w:rPr>
+              <w:br/>
+              <w:t xml:space="preserve"/>
+            </w:r>
+            <w:r>
+              <w:rPr>
+                <w:rFonts w:ascii="Arial" w:cs="Arial" w:eastAsia="Arial" w:hAnsi="Arial"/>
+                <w:b w:val="false"/>
+                <w:bCs w:val="false"/>
+                <w:i w:val="false"/>
+                <w:iCs w:val="false"/>
+                <w:color w:val="000000"/>
+                <w:sz w:val="20"/>
+                <w:szCs w:val="20"/>
+              </w:rPr>
+              <w:t xml:space="preserve">    • Part 3: Code Writing (20 minutes)</w:t>
+            </w:r>
+            <w:r>
+              <w:rPr>
+                <w:rFonts w:ascii="Arial" w:cs="Arial" w:eastAsia="Arial" w:hAnsi="Arial"/>
+                <w:sz w:val="20"/>
+                <w:szCs w:val="20"/>
+              </w:rPr>
+              <w:br/>
+              <w:t xml:space="preserve"/>
+            </w:r>
+            <w:r>
+              <w:rPr>
+                <w:rFonts w:ascii="Arial" w:cs="Arial" w:eastAsia="Arial" w:hAnsi="Arial"/>
+                <w:b w:val="false"/>
+                <w:bCs w:val="false"/>
+                <w:i w:val="false"/>
+                <w:iCs w:val="false"/>
+                <w:color w:val="000000"/>
+                <w:sz w:val="20"/>
+                <w:szCs w:val="20"/>
+              </w:rPr>
+              <w:t xml:space="preserve">    • Each part: 30-35 points</w:t>
+            </w:r>
+            <w:r>
+              <w:rPr>
+                <w:rFonts w:ascii="Arial" w:cs="Arial" w:eastAsia="Arial" w:hAnsi="Arial"/>
+                <w:sz w:val="20"/>
+                <w:szCs w:val="20"/>
+              </w:rPr>
+              <w:br/>
+              <w:t xml:space="preserve"/>
+            </w:r>
+            <w:r>
+              <w:rPr>
+                <w:rFonts w:ascii="Arial" w:cs="Arial" w:eastAsia="Arial" w:hAnsi="Arial"/>
+                <w:b w:val="false"/>
+                <w:bCs w:val="false"/>
+                <w:i w:val="false"/>
+                <w:iCs w:val="false"/>
+                <w:color w:val="000000"/>
+                <w:sz w:val="20"/>
+                <w:szCs w:val="20"/>
+              </w:rPr>
+              <w:t xml:space="preserve">    • Total: 100 points</w:t>
+            </w:r>
+            <w:r>
+              <w:rPr>
+                <w:rFonts w:ascii="Arial" w:cs="Arial" w:eastAsia="Arial" w:hAnsi="Arial"/>
+                <w:sz w:val="20"/>
+                <w:szCs w:val="20"/>
+              </w:rPr>
+              <w:br/>
+              <w:t xml:space="preserve"/>
+            </w:r>
+            <w:r>
+              <w:rPr>
+                <w:rFonts w:ascii="Arial" w:cs="Arial" w:eastAsia="Arial" w:hAnsi="Arial"/>
+                <w:b w:val="false"/>
+                <w:bCs w:val="false"/>
+                <w:i w:val="false"/>
+                <w:iCs w:val="false"/>
+                <w:color w:val="000000"/>
+                <w:sz w:val="20"/>
+                <w:szCs w:val="20"/>
+              </w:rPr>
+              <w:t xml:space="preserve">    • = is the assignment operator; assigns value to variable</w:t>
+            </w:r>
+            <w:r>
+              <w:rPr>
+                <w:rFonts w:ascii="Arial" w:cs="Arial" w:eastAsia="Arial" w:hAnsi="Arial"/>
+                <w:sz w:val="20"/>
+                <w:szCs w:val="20"/>
+              </w:rPr>
+              <w:br/>
+              <w:t xml:space="preserve"/>
+            </w:r>
+            <w:r>
+              <w:rPr>
+                <w:rFonts w:ascii="Arial" w:cs="Arial" w:eastAsia="Arial" w:hAnsi="Arial"/>
+                <w:b w:val="false"/>
+                <w:bCs w:val="false"/>
+                <w:i w:val="false"/>
+                <w:iCs w:val="false"/>
+                <w:color w:val="000000"/>
+                <w:sz w:val="20"/>
+                <w:szCs w:val="20"/>
+              </w:rPr>
+              <w:t xml:space="preserve">    • == is the comparison operator; returns True/False</w:t>
+            </w:r>
+            <w:r>
+              <w:rPr>
+                <w:rFonts w:ascii="Arial" w:cs="Arial" w:eastAsia="Arial" w:hAnsi="Arial"/>
+                <w:sz w:val="20"/>
+                <w:szCs w:val="20"/>
+              </w:rPr>
+              <w:br/>
+              <w:t xml:space="preserve"/>
+            </w:r>
+            <w:r>
+              <w:rPr>
+                <w:rFonts w:ascii="Arial" w:cs="Arial" w:eastAsia="Arial" w:hAnsi="Arial"/>
+                <w:b w:val="false"/>
+                <w:bCs w:val="false"/>
+                <w:i w:val="false"/>
+                <w:iCs w:val="false"/>
+                <w:color w:val="000000"/>
+                <w:sz w:val="20"/>
+                <w:szCs w:val="20"/>
+              </w:rPr>
+              <w:t xml:space="preserve">    • if: Initial condition to test</w:t>
+            </w:r>
+            <w:r>
+              <w:rPr>
+                <w:rFonts w:ascii="Arial" w:cs="Arial" w:eastAsia="Arial" w:hAnsi="Arial"/>
+                <w:sz w:val="20"/>
+                <w:szCs w:val="20"/>
+              </w:rPr>
+              <w:br/>
+              <w:t xml:space="preserve"/>
+            </w:r>
+            <w:r>
+              <w:rPr>
+                <w:rFonts w:ascii="Arial" w:cs="Arial" w:eastAsia="Arial" w:hAnsi="Arial"/>
+                <w:sz w:val="20"/>
+                <w:szCs w:val="20"/>
+              </w:rPr>
+              <w:br/>
+              <w:t xml:space="preserve"/>
+            </w:r>
+            <w:r>
+              <w:rPr>
+                <w:rFonts w:ascii="Arial" w:cs="Arial" w:eastAsia="Arial" w:hAnsi="Arial"/>
+                <w:b/>
+                <w:bCs/>
+                <w:i w:val="false"/>
+                <w:iCs w:val="false"/>
+                <w:color w:val="000000"/>
+                <w:sz w:val="20"/>
+                <w:szCs w:val="20"/>
+              </w:rPr>
+              <w:t xml:space="preserve">Vocabulary: </w:t>
+            </w:r>
+            <w:r>
+              <w:rPr>
+                <w:rFonts w:ascii="Arial" w:cs="Arial" w:eastAsia="Arial" w:hAnsi="Arial"/>
+                <w:b w:val="false"/>
+                <w:bCs w:val="false"/>
+                <w:i w:val="false"/>
+                <w:iCs w:val="false"/>
+                <w:color w:val="000000"/>
+                <w:sz w:val="20"/>
+                <w:szCs w:val="20"/>
+              </w:rPr>
+              <w:t xml:space="preserve">Format, Grading, Question 1 (3 points), Question 2 (3 points), Question 3 (3 points), Question 4 (3 points)</w:t>
+            </w:r>
+            <w:r>
+              <w:rPr>
+                <w:rFonts w:ascii="Arial" w:cs="Arial" w:eastAsia="Arial" w:hAnsi="Arial"/>
+                <w:sz w:val="20"/>
+                <w:szCs w:val="20"/>
+              </w:rPr>
+              <w:br/>
+              <w:t xml:space="preserve"/>
+            </w:r>
+            <w:r>
+              <w:rPr>
+                <w:rFonts w:ascii="Arial" w:cs="Arial" w:eastAsia="Arial" w:hAnsi="Arial"/>
+                <w:sz w:val="20"/>
+                <w:szCs w:val="20"/>
+              </w:rPr>
+              <w:br/>
+              <w:t xml:space="preserve"/>
+            </w:r>
+            <w:r>
+              <w:rPr>
+                <w:rFonts w:ascii="Arial" w:cs="Arial" w:eastAsia="Arial" w:hAnsi="Arial"/>
                 <w:b/>
                 <w:bCs/>
                 <w:i/>
@@ -723,7 +1093,29 @@
                 <w:sz w:val="20"/>
                 <w:szCs w:val="20"/>
               </w:rPr>
-              <w:t xml:space="preserve">    Work through problems from the day's exercise set.</w:t>
+              <w:t xml:space="preserve">    Students complete the assessment independently.</w:t>
+            </w:r>
+            <w:r>
+              <w:rPr>
+                <w:rFonts w:ascii="Arial" w:cs="Arial" w:eastAsia="Arial" w:hAnsi="Arial"/>
+                <w:sz w:val="20"/>
+                <w:szCs w:val="20"/>
+              </w:rPr>
+              <w:br/>
+              <w:t xml:space="preserve"/>
+            </w:r>
+            <w:r>
+              <w:rPr>
+                <w:rFonts w:ascii="Arial" w:cs="Arial" w:eastAsia="Arial" w:hAnsi="Arial"/>
+                <w:b w:val="false"/>
+                <w:bCs w:val="false"/>
+                <w:i w:val="false"/>
+                <w:iCs w:val="false"/>
+                <w:color w:val="000000"/>
+                <w:sz w:val="20"/>
+                <w:szCs w:val="20"/>
+              </w:rPr>
+              <w:t xml:space="preserve">    Remind students to check their work before submitting.</w:t>
             </w:r>
             <w:r>
               <w:rPr>
@@ -891,6 +1283,2278 @@
     <w:p>
       <w:pPr>
         <w:spacing w:after="200"/>
+      </w:pPr>
+    </w:p>
+    <w:p>
+      <w:pPr>
+        <w:pBdr>
+          <w:bottom w:val="single" w:color="2B5797" w:sz="4" w:space="4"/>
+        </w:pBdr>
+        <w:spacing w:after="100" w:before="120"/>
+      </w:pPr>
+      <w:r>
+        <w:rPr>
+          <w:rFonts w:ascii="Arial" w:cs="Arial" w:eastAsia="Arial" w:hAnsi="Arial"/>
+          <w:b/>
+          <w:bCs/>
+          <w:color w:val="2B5797"/>
+          <w:sz w:val="24"/>
+          <w:szCs w:val="24"/>
+        </w:rPr>
+        <w:t xml:space="preserve">Key Concepts</w:t>
+      </w:r>
+    </w:p>
+    <w:p>
+      <w:pPr>
+        <w:spacing w:after="60"/>
+      </w:pPr>
+      <w:r>
+        <w:rPr>
+          <w:rFonts w:ascii="Arial" w:cs="Arial" w:eastAsia="Arial" w:hAnsi="Arial"/>
+          <w:sz w:val="20"/>
+          <w:szCs w:val="20"/>
+        </w:rPr>
+        <w:t xml:space="preserve">Format:</w:t>
+      </w:r>
+    </w:p>
+    <w:p>
+      <w:pPr>
+        <w:spacing w:after="60"/>
+        <w:ind w:left="360"/>
+      </w:pPr>
+      <w:r>
+        <w:rPr>
+          <w:rFonts w:ascii="Arial" w:cs="Arial" w:eastAsia="Arial" w:hAnsi="Arial"/>
+          <w:sz w:val="20"/>
+          <w:szCs w:val="20"/>
+        </w:rPr>
+        <w:t xml:space="preserve">• </w:t>
+      </w:r>
+      <w:r>
+        <w:rPr>
+          <w:rFonts w:ascii="Arial" w:cs="Arial" w:eastAsia="Arial" w:hAnsi="Arial"/>
+          <w:sz w:val="20"/>
+          <w:szCs w:val="20"/>
+        </w:rPr>
+        <w:t xml:space="preserve">Part 1: Written Questions (20 minutes)</w:t>
+      </w:r>
+    </w:p>
+    <w:p>
+      <w:pPr>
+        <w:spacing w:after="60"/>
+        <w:ind w:left="360"/>
+      </w:pPr>
+      <w:r>
+        <w:rPr>
+          <w:rFonts w:ascii="Arial" w:cs="Arial" w:eastAsia="Arial" w:hAnsi="Arial"/>
+          <w:sz w:val="20"/>
+          <w:szCs w:val="20"/>
+        </w:rPr>
+        <w:t xml:space="preserve">• </w:t>
+      </w:r>
+      <w:r>
+        <w:rPr>
+          <w:rFonts w:ascii="Arial" w:cs="Arial" w:eastAsia="Arial" w:hAnsi="Arial"/>
+          <w:sz w:val="20"/>
+          <w:szCs w:val="20"/>
+        </w:rPr>
+        <w:t xml:space="preserve">Part 2: Code Tracing (15 minutes)</w:t>
+      </w:r>
+    </w:p>
+    <w:p>
+      <w:pPr>
+        <w:spacing w:after="60"/>
+        <w:ind w:left="360"/>
+      </w:pPr>
+      <w:r>
+        <w:rPr>
+          <w:rFonts w:ascii="Arial" w:cs="Arial" w:eastAsia="Arial" w:hAnsi="Arial"/>
+          <w:sz w:val="20"/>
+          <w:szCs w:val="20"/>
+        </w:rPr>
+        <w:t xml:space="preserve">• </w:t>
+      </w:r>
+      <w:r>
+        <w:rPr>
+          <w:rFonts w:ascii="Arial" w:cs="Arial" w:eastAsia="Arial" w:hAnsi="Arial"/>
+          <w:sz w:val="20"/>
+          <w:szCs w:val="20"/>
+        </w:rPr>
+        <w:t xml:space="preserve">Part 3: Code Writing (20 minutes)</w:t>
+      </w:r>
+    </w:p>
+    <w:p>
+      <w:pPr>
+        <w:spacing w:after="60"/>
+      </w:pPr>
+      <w:r>
+        <w:rPr>
+          <w:rFonts w:ascii="Arial" w:cs="Arial" w:eastAsia="Arial" w:hAnsi="Arial"/>
+          <w:sz w:val="20"/>
+          <w:szCs w:val="20"/>
+        </w:rPr>
+        <w:t xml:space="preserve">Grading:</w:t>
+      </w:r>
+    </w:p>
+    <w:p>
+      <w:pPr>
+        <w:spacing w:after="60"/>
+        <w:ind w:left="360"/>
+      </w:pPr>
+      <w:r>
+        <w:rPr>
+          <w:rFonts w:ascii="Arial" w:cs="Arial" w:eastAsia="Arial" w:hAnsi="Arial"/>
+          <w:sz w:val="20"/>
+          <w:szCs w:val="20"/>
+        </w:rPr>
+        <w:t xml:space="preserve">• </w:t>
+      </w:r>
+      <w:r>
+        <w:rPr>
+          <w:rFonts w:ascii="Arial" w:cs="Arial" w:eastAsia="Arial" w:hAnsi="Arial"/>
+          <w:sz w:val="20"/>
+          <w:szCs w:val="20"/>
+        </w:rPr>
+        <w:t xml:space="preserve">Each part: 30-35 points</w:t>
+      </w:r>
+    </w:p>
+    <w:p>
+      <w:pPr>
+        <w:spacing w:after="60"/>
+        <w:ind w:left="360"/>
+      </w:pPr>
+      <w:r>
+        <w:rPr>
+          <w:rFonts w:ascii="Arial" w:cs="Arial" w:eastAsia="Arial" w:hAnsi="Arial"/>
+          <w:sz w:val="20"/>
+          <w:szCs w:val="20"/>
+        </w:rPr>
+        <w:t xml:space="preserve">• </w:t>
+      </w:r>
+      <w:r>
+        <w:rPr>
+          <w:rFonts w:ascii="Arial" w:cs="Arial" w:eastAsia="Arial" w:hAnsi="Arial"/>
+          <w:sz w:val="20"/>
+          <w:szCs w:val="20"/>
+        </w:rPr>
+        <w:t xml:space="preserve">Total: 100 points</w:t>
+      </w:r>
+    </w:p>
+    <w:p>
+      <w:pPr>
+        <w:spacing w:after="60"/>
+      </w:pPr>
+      <w:r>
+        <w:rPr>
+          <w:rFonts w:ascii="Arial" w:cs="Arial" w:eastAsia="Arial" w:hAnsi="Arial"/>
+          <w:sz w:val="20"/>
+          <w:szCs w:val="20"/>
+        </w:rPr>
+        <w:t xml:space="preserve">Answer in complete sentences unless otherwise noted.</w:t>
+      </w:r>
+    </w:p>
+    <w:p>
+      <w:pPr>
+        <w:spacing w:after="60"/>
+      </w:pPr>
+      <w:r>
+        <w:rPr>
+          <w:rFonts w:ascii="Arial" w:cs="Arial" w:eastAsia="Arial" w:hAnsi="Arial"/>
+          <w:sz w:val="20"/>
+          <w:szCs w:val="20"/>
+        </w:rPr>
+        <w:t xml:space="preserve">Question 1 (3 points): Explain the difference between = and ==.</w:t>
+      </w:r>
+    </w:p>
+    <w:p>
+      <w:pPr>
+        <w:spacing w:after="60"/>
+        <w:ind w:left="360"/>
+      </w:pPr>
+      <w:r>
+        <w:rPr>
+          <w:rFonts w:ascii="Arial" w:cs="Arial" w:eastAsia="Arial" w:hAnsi="Arial"/>
+          <w:sz w:val="20"/>
+          <w:szCs w:val="20"/>
+        </w:rPr>
+        <w:t xml:space="preserve">• </w:t>
+      </w:r>
+      <w:r>
+        <w:rPr>
+          <w:rFonts w:ascii="Arial" w:cs="Arial" w:eastAsia="Arial" w:hAnsi="Arial"/>
+          <w:sz w:val="20"/>
+          <w:szCs w:val="20"/>
+        </w:rPr>
+        <w:t xml:space="preserve">= is the assignment operator; assigns value to variable</w:t>
+      </w:r>
+    </w:p>
+    <w:p>
+      <w:pPr>
+        <w:spacing w:after="60"/>
+        <w:ind w:left="360"/>
+      </w:pPr>
+      <w:r>
+        <w:rPr>
+          <w:rFonts w:ascii="Arial" w:cs="Arial" w:eastAsia="Arial" w:hAnsi="Arial"/>
+          <w:sz w:val="20"/>
+          <w:szCs w:val="20"/>
+        </w:rPr>
+        <w:t xml:space="preserve">• </w:t>
+      </w:r>
+      <w:r>
+        <w:rPr>
+          <w:rFonts w:ascii="Arial" w:cs="Arial" w:eastAsia="Arial" w:hAnsi="Arial"/>
+          <w:sz w:val="20"/>
+          <w:szCs w:val="20"/>
+        </w:rPr>
+        <w:t xml:space="preserve">== is the comparison operator; returns True/False</w:t>
+      </w:r>
+    </w:p>
+    <w:p>
+      <w:pPr>
+        <w:spacing w:after="60"/>
+      </w:pPr>
+      <w:r>
+        <w:rPr>
+          <w:rFonts w:ascii="Arial" w:cs="Arial" w:eastAsia="Arial" w:hAnsi="Arial"/>
+          <w:sz w:val="20"/>
+          <w:szCs w:val="20"/>
+        </w:rPr>
+        <w:t xml:space="preserve">Question 2 (3 points): When would you use if vs elif vs else?</w:t>
+      </w:r>
+    </w:p>
+    <w:p>
+      <w:pPr>
+        <w:spacing w:after="60"/>
+        <w:ind w:left="360"/>
+      </w:pPr>
+      <w:r>
+        <w:rPr>
+          <w:rFonts w:ascii="Arial" w:cs="Arial" w:eastAsia="Arial" w:hAnsi="Arial"/>
+          <w:sz w:val="20"/>
+          <w:szCs w:val="20"/>
+        </w:rPr>
+        <w:t xml:space="preserve">• </w:t>
+      </w:r>
+      <w:r>
+        <w:rPr>
+          <w:rFonts w:ascii="Arial" w:cs="Arial" w:eastAsia="Arial" w:hAnsi="Arial"/>
+          <w:sz w:val="20"/>
+          <w:szCs w:val="20"/>
+        </w:rPr>
+        <w:t xml:space="preserve">if: Initial condition to test</w:t>
+      </w:r>
+    </w:p>
+    <w:p>
+      <w:pPr>
+        <w:spacing w:after="60"/>
+        <w:ind w:left="360"/>
+      </w:pPr>
+      <w:r>
+        <w:rPr>
+          <w:rFonts w:ascii="Arial" w:cs="Arial" w:eastAsia="Arial" w:hAnsi="Arial"/>
+          <w:sz w:val="20"/>
+          <w:szCs w:val="20"/>
+        </w:rPr>
+        <w:t xml:space="preserve">• </w:t>
+      </w:r>
+      <w:r>
+        <w:rPr>
+          <w:rFonts w:ascii="Arial" w:cs="Arial" w:eastAsia="Arial" w:hAnsi="Arial"/>
+          <w:sz w:val="20"/>
+          <w:szCs w:val="20"/>
+        </w:rPr>
+        <w:t xml:space="preserve">elif: Additional condition if previous was False</w:t>
+      </w:r>
+    </w:p>
+    <w:p>
+      <w:pPr>
+        <w:spacing w:after="60"/>
+        <w:ind w:left="360"/>
+      </w:pPr>
+      <w:r>
+        <w:rPr>
+          <w:rFonts w:ascii="Arial" w:cs="Arial" w:eastAsia="Arial" w:hAnsi="Arial"/>
+          <w:sz w:val="20"/>
+          <w:szCs w:val="20"/>
+        </w:rPr>
+        <w:t xml:space="preserve">• </w:t>
+      </w:r>
+      <w:r>
+        <w:rPr>
+          <w:rFonts w:ascii="Arial" w:cs="Arial" w:eastAsia="Arial" w:hAnsi="Arial"/>
+          <w:sz w:val="20"/>
+          <w:szCs w:val="20"/>
+        </w:rPr>
+        <w:t xml:space="preserve">else: Catch all remaining cases</w:t>
+      </w:r>
+    </w:p>
+    <w:p>
+      <w:pPr>
+        <w:spacing w:after="60"/>
+      </w:pPr>
+      <w:r>
+        <w:rPr>
+          <w:rFonts w:ascii="Arial" w:cs="Arial" w:eastAsia="Arial" w:hAnsi="Arial"/>
+          <w:sz w:val="20"/>
+          <w:szCs w:val="20"/>
+        </w:rPr>
+        <w:t xml:space="preserve">Question 3 (3 points): What does short-circuit evaluation mean?</w:t>
+      </w:r>
+    </w:p>
+    <w:p>
+      <w:pPr>
+        <w:spacing w:after="60"/>
+        <w:ind w:left="360"/>
+      </w:pPr>
+      <w:r>
+        <w:rPr>
+          <w:rFonts w:ascii="Arial" w:cs="Arial" w:eastAsia="Arial" w:hAnsi="Arial"/>
+          <w:sz w:val="20"/>
+          <w:szCs w:val="20"/>
+        </w:rPr>
+        <w:t xml:space="preserve">• </w:t>
+      </w:r>
+      <w:r>
+        <w:rPr>
+          <w:rFonts w:ascii="Arial" w:cs="Arial" w:eastAsia="Arial" w:hAnsi="Arial"/>
+          <w:sz w:val="20"/>
+          <w:szCs w:val="20"/>
+        </w:rPr>
+        <w:t xml:space="preserve">With and: if first is False, second not checked</w:t>
+      </w:r>
+    </w:p>
+    <w:p>
+      <w:pPr>
+        <w:spacing w:after="60"/>
+        <w:ind w:left="360"/>
+      </w:pPr>
+      <w:r>
+        <w:rPr>
+          <w:rFonts w:ascii="Arial" w:cs="Arial" w:eastAsia="Arial" w:hAnsi="Arial"/>
+          <w:sz w:val="20"/>
+          <w:szCs w:val="20"/>
+        </w:rPr>
+        <w:t xml:space="preserve">• </w:t>
+      </w:r>
+      <w:r>
+        <w:rPr>
+          <w:rFonts w:ascii="Arial" w:cs="Arial" w:eastAsia="Arial" w:hAnsi="Arial"/>
+          <w:sz w:val="20"/>
+          <w:szCs w:val="20"/>
+        </w:rPr>
+        <w:t xml:space="preserve">With or: if first is True, second not checked</w:t>
+      </w:r>
+    </w:p>
+    <w:p>
+      <w:pPr>
+        <w:spacing w:after="60"/>
+      </w:pPr>
+      <w:r>
+        <w:rPr>
+          <w:rFonts w:ascii="Arial" w:cs="Arial" w:eastAsia="Arial" w:hAnsi="Arial"/>
+          <w:sz w:val="20"/>
+          <w:szCs w:val="20"/>
+        </w:rPr>
+        <w:t xml:space="preserve">Question 4 (3 points): What are truthy and falsy values?</w:t>
+      </w:r>
+    </w:p>
+    <w:p>
+      <w:pPr>
+        <w:spacing w:after="60"/>
+        <w:ind w:left="360"/>
+      </w:pPr>
+      <w:r>
+        <w:rPr>
+          <w:rFonts w:ascii="Arial" w:cs="Arial" w:eastAsia="Arial" w:hAnsi="Arial"/>
+          <w:sz w:val="20"/>
+          <w:szCs w:val="20"/>
+        </w:rPr>
+        <w:t xml:space="preserve">• </w:t>
+      </w:r>
+      <w:r>
+        <w:rPr>
+          <w:rFonts w:ascii="Arial" w:cs="Arial" w:eastAsia="Arial" w:hAnsi="Arial"/>
+          <w:sz w:val="20"/>
+          <w:szCs w:val="20"/>
+        </w:rPr>
+        <w:t xml:space="preserve">Falsy: False, 0, "", [], None</w:t>
+      </w:r>
+    </w:p>
+    <w:p>
+      <w:pPr>
+        <w:spacing w:after="60"/>
+        <w:ind w:left="360"/>
+      </w:pPr>
+      <w:r>
+        <w:rPr>
+          <w:rFonts w:ascii="Arial" w:cs="Arial" w:eastAsia="Arial" w:hAnsi="Arial"/>
+          <w:sz w:val="20"/>
+          <w:szCs w:val="20"/>
+        </w:rPr>
+        <w:t xml:space="preserve">• </w:t>
+      </w:r>
+      <w:r>
+        <w:rPr>
+          <w:rFonts w:ascii="Arial" w:cs="Arial" w:eastAsia="Arial" w:hAnsi="Arial"/>
+          <w:sz w:val="20"/>
+          <w:szCs w:val="20"/>
+        </w:rPr>
+        <w:t xml:space="preserve">Truthy: True, non-zero numbers, non-empty strings/lists</w:t>
+      </w:r>
+    </w:p>
+    <w:p>
+      <w:pPr>
+        <w:spacing w:after="60"/>
+      </w:pPr>
+      <w:r>
+        <w:rPr>
+          <w:rFonts w:ascii="Arial" w:cs="Arial" w:eastAsia="Arial" w:hAnsi="Arial"/>
+          <w:sz w:val="20"/>
+          <w:szCs w:val="20"/>
+        </w:rPr>
+        <w:t xml:space="preserve">Question 5 (3 points): Explain the difference between and and or.</w:t>
+      </w:r>
+    </w:p>
+    <w:p>
+      <w:pPr>
+        <w:spacing w:after="60"/>
+        <w:ind w:left="360"/>
+      </w:pPr>
+      <w:r>
+        <w:rPr>
+          <w:rFonts w:ascii="Arial" w:cs="Arial" w:eastAsia="Arial" w:hAnsi="Arial"/>
+          <w:sz w:val="20"/>
+          <w:szCs w:val="20"/>
+        </w:rPr>
+        <w:t xml:space="preserve">• </w:t>
+      </w:r>
+      <w:r>
+        <w:rPr>
+          <w:rFonts w:ascii="Arial" w:cs="Arial" w:eastAsia="Arial" w:hAnsi="Arial"/>
+          <w:sz w:val="20"/>
+          <w:szCs w:val="20"/>
+        </w:rPr>
+        <w:t xml:space="preserve">and: Both conditions must be True</w:t>
+      </w:r>
+    </w:p>
+    <w:p>
+      <w:pPr>
+        <w:spacing w:after="60"/>
+        <w:ind w:left="360"/>
+      </w:pPr>
+      <w:r>
+        <w:rPr>
+          <w:rFonts w:ascii="Arial" w:cs="Arial" w:eastAsia="Arial" w:hAnsi="Arial"/>
+          <w:sz w:val="20"/>
+          <w:szCs w:val="20"/>
+        </w:rPr>
+        <w:t xml:space="preserve">• </w:t>
+      </w:r>
+      <w:r>
+        <w:rPr>
+          <w:rFonts w:ascii="Arial" w:cs="Arial" w:eastAsia="Arial" w:hAnsi="Arial"/>
+          <w:sz w:val="20"/>
+          <w:szCs w:val="20"/>
+        </w:rPr>
+        <w:t xml:space="preserve">or: At least one must be True</w:t>
+      </w:r>
+    </w:p>
+    <w:p>
+      <w:pPr>
+        <w:spacing w:after="60"/>
+      </w:pPr>
+      <w:r>
+        <w:rPr>
+          <w:rFonts w:ascii="Arial" w:cs="Arial" w:eastAsia="Arial" w:hAnsi="Arial"/>
+          <w:sz w:val="20"/>
+          <w:szCs w:val="20"/>
+        </w:rPr>
+        <w:t xml:space="preserve">Question 6 (3 points): When should you use a nested conditional?</w:t>
+      </w:r>
+    </w:p>
+    <w:p>
+      <w:pPr>
+        <w:spacing w:after="60"/>
+        <w:ind w:left="360"/>
+      </w:pPr>
+      <w:r>
+        <w:rPr>
+          <w:rFonts w:ascii="Arial" w:cs="Arial" w:eastAsia="Arial" w:hAnsi="Arial"/>
+          <w:sz w:val="20"/>
+          <w:szCs w:val="20"/>
+        </w:rPr>
+        <w:t xml:space="preserve">• </w:t>
+      </w:r>
+      <w:r>
+        <w:rPr>
+          <w:rFonts w:ascii="Arial" w:cs="Arial" w:eastAsia="Arial" w:hAnsi="Arial"/>
+          <w:sz w:val="20"/>
+          <w:szCs w:val="20"/>
+        </w:rPr>
+        <w:t xml:space="preserve">When one decision depends on another</w:t>
+      </w:r>
+    </w:p>
+    <w:p>
+      <w:pPr>
+        <w:spacing w:after="60"/>
+        <w:ind w:left="360"/>
+      </w:pPr>
+      <w:r>
+        <w:rPr>
+          <w:rFonts w:ascii="Arial" w:cs="Arial" w:eastAsia="Arial" w:hAnsi="Arial"/>
+          <w:sz w:val="20"/>
+          <w:szCs w:val="20"/>
+        </w:rPr>
+        <w:t xml:space="preserve">• </w:t>
+      </w:r>
+      <w:r>
+        <w:rPr>
+          <w:rFonts w:ascii="Arial" w:cs="Arial" w:eastAsia="Arial" w:hAnsi="Arial"/>
+          <w:sz w:val="20"/>
+          <w:szCs w:val="20"/>
+        </w:rPr>
+        <w:t xml:space="preserve">When you need hierarchical logic</w:t>
+      </w:r>
+    </w:p>
+    <w:p>
+      <w:pPr>
+        <w:spacing w:after="60"/>
+      </w:pPr>
+      <w:r>
+        <w:rPr>
+          <w:rFonts w:ascii="Arial" w:cs="Arial" w:eastAsia="Arial" w:hAnsi="Arial"/>
+          <w:sz w:val="20"/>
+          <w:szCs w:val="20"/>
+        </w:rPr>
+        <w:t xml:space="preserve">Question 7 (3 points): What is input validation and why does it matter?</w:t>
+      </w:r>
+    </w:p>
+    <w:p>
+      <w:pPr>
+        <w:spacing w:after="60"/>
+        <w:ind w:left="360"/>
+      </w:pPr>
+      <w:r>
+        <w:rPr>
+          <w:rFonts w:ascii="Arial" w:cs="Arial" w:eastAsia="Arial" w:hAnsi="Arial"/>
+          <w:sz w:val="20"/>
+          <w:szCs w:val="20"/>
+        </w:rPr>
+        <w:t xml:space="preserve">• </w:t>
+      </w:r>
+      <w:r>
+        <w:rPr>
+          <w:rFonts w:ascii="Arial" w:cs="Arial" w:eastAsia="Arial" w:hAnsi="Arial"/>
+          <w:sz w:val="20"/>
+          <w:szCs w:val="20"/>
+        </w:rPr>
+        <w:t xml:space="preserve">Checking that input meets requirements before using it</w:t>
+      </w:r>
+    </w:p>
+    <w:p>
+      <w:pPr>
+        <w:spacing w:after="60"/>
+        <w:ind w:left="360"/>
+      </w:pPr>
+      <w:r>
+        <w:rPr>
+          <w:rFonts w:ascii="Arial" w:cs="Arial" w:eastAsia="Arial" w:hAnsi="Arial"/>
+          <w:sz w:val="20"/>
+          <w:szCs w:val="20"/>
+        </w:rPr>
+        <w:t xml:space="preserve">• </w:t>
+      </w:r>
+      <w:r>
+        <w:rPr>
+          <w:rFonts w:ascii="Arial" w:cs="Arial" w:eastAsia="Arial" w:hAnsi="Arial"/>
+          <w:sz w:val="20"/>
+          <w:szCs w:val="20"/>
+        </w:rPr>
+        <w:t xml:space="preserve">Prevents crashes and incorrect calculations</w:t>
+      </w:r>
+    </w:p>
+    <w:p>
+      <w:pPr>
+        <w:spacing w:after="60"/>
+      </w:pPr>
+      <w:r>
+        <w:rPr>
+          <w:rFonts w:ascii="Arial" w:cs="Arial" w:eastAsia="Arial" w:hAnsi="Arial"/>
+          <w:sz w:val="20"/>
+          <w:szCs w:val="20"/>
+        </w:rPr>
+        <w:t xml:space="preserve">Question 8 (3 points): What does a flag variable do?</w:t>
+      </w:r>
+    </w:p>
+    <w:p>
+      <w:pPr>
+        <w:spacing w:after="60"/>
+        <w:ind w:left="360"/>
+      </w:pPr>
+      <w:r>
+        <w:rPr>
+          <w:rFonts w:ascii="Arial" w:cs="Arial" w:eastAsia="Arial" w:hAnsi="Arial"/>
+          <w:sz w:val="20"/>
+          <w:szCs w:val="20"/>
+        </w:rPr>
+        <w:t xml:space="preserve">• </w:t>
+      </w:r>
+      <w:r>
+        <w:rPr>
+          <w:rFonts w:ascii="Arial" w:cs="Arial" w:eastAsia="Arial" w:hAnsi="Arial"/>
+          <w:sz w:val="20"/>
+          <w:szCs w:val="20"/>
+        </w:rPr>
+        <w:t xml:space="preserve">Tracks state (Boolean variable)</w:t>
+      </w:r>
+    </w:p>
+    <w:p>
+      <w:pPr>
+        <w:spacing w:after="60"/>
+        <w:ind w:left="360"/>
+      </w:pPr>
+      <w:r>
+        <w:rPr>
+          <w:rFonts w:ascii="Arial" w:cs="Arial" w:eastAsia="Arial" w:hAnsi="Arial"/>
+          <w:sz w:val="20"/>
+          <w:szCs w:val="20"/>
+        </w:rPr>
+        <w:t xml:space="preserve">• </w:t>
+      </w:r>
+      <w:r>
+        <w:rPr>
+          <w:rFonts w:ascii="Arial" w:cs="Arial" w:eastAsia="Arial" w:hAnsi="Arial"/>
+          <w:sz w:val="20"/>
+          <w:szCs w:val="20"/>
+        </w:rPr>
+        <w:t xml:space="preserve">Simplifies complex conditions</w:t>
+      </w:r>
+    </w:p>
+    <w:p>
+      <w:pPr>
+        <w:spacing w:after="60"/>
+      </w:pPr>
+      <w:r>
+        <w:rPr>
+          <w:rFonts w:ascii="Arial" w:cs="Arial" w:eastAsia="Arial" w:hAnsi="Arial"/>
+          <w:sz w:val="20"/>
+          <w:szCs w:val="20"/>
+        </w:rPr>
+        <w:t xml:space="preserve">Question 9 (3 points): What does indentation do in Python?</w:t>
+      </w:r>
+    </w:p>
+    <w:p>
+      <w:pPr>
+        <w:spacing w:after="60"/>
+        <w:ind w:left="360"/>
+      </w:pPr>
+      <w:r>
+        <w:rPr>
+          <w:rFonts w:ascii="Arial" w:cs="Arial" w:eastAsia="Arial" w:hAnsi="Arial"/>
+          <w:sz w:val="20"/>
+          <w:szCs w:val="20"/>
+        </w:rPr>
+        <w:t xml:space="preserve">• </w:t>
+      </w:r>
+      <w:r>
+        <w:rPr>
+          <w:rFonts w:ascii="Arial" w:cs="Arial" w:eastAsia="Arial" w:hAnsi="Arial"/>
+          <w:sz w:val="20"/>
+          <w:szCs w:val="20"/>
+        </w:rPr>
+        <w:t xml:space="preserve">Defines code blocks</w:t>
+      </w:r>
+    </w:p>
+    <w:p>
+      <w:pPr>
+        <w:spacing w:after="60"/>
+        <w:ind w:left="360"/>
+      </w:pPr>
+      <w:r>
+        <w:rPr>
+          <w:rFonts w:ascii="Arial" w:cs="Arial" w:eastAsia="Arial" w:hAnsi="Arial"/>
+          <w:sz w:val="20"/>
+          <w:szCs w:val="20"/>
+        </w:rPr>
+        <w:t xml:space="preserve">• </w:t>
+      </w:r>
+      <w:r>
+        <w:rPr>
+          <w:rFonts w:ascii="Arial" w:cs="Arial" w:eastAsia="Arial" w:hAnsi="Arial"/>
+          <w:sz w:val="20"/>
+          <w:szCs w:val="20"/>
+        </w:rPr>
+        <w:t xml:space="preserve">Determines which code belongs to if/elif/else</w:t>
+      </w:r>
+    </w:p>
+    <w:p>
+      <w:pPr>
+        <w:spacing w:after="60"/>
+      </w:pPr>
+      <w:r>
+        <w:rPr>
+          <w:rFonts w:ascii="Arial" w:cs="Arial" w:eastAsia="Arial" w:hAnsi="Arial"/>
+          <w:sz w:val="20"/>
+          <w:szCs w:val="20"/>
+        </w:rPr>
+        <w:t xml:space="preserve">Question 10 (3 points): Explain DeMorgan's Law.</w:t>
+      </w:r>
+    </w:p>
+    <w:p>
+      <w:pPr>
+        <w:spacing w:after="60"/>
+        <w:ind w:left="360"/>
+      </w:pPr>
+      <w:r>
+        <w:rPr>
+          <w:rFonts w:ascii="Arial" w:cs="Arial" w:eastAsia="Arial" w:hAnsi="Arial"/>
+          <w:sz w:val="20"/>
+          <w:szCs w:val="20"/>
+        </w:rPr>
+        <w:t xml:space="preserve">• </w:t>
+      </w:r>
+      <w:r>
+        <w:rPr>
+          <w:rFonts w:ascii="Arial" w:cs="Arial" w:eastAsia="Arial" w:hAnsi="Arial"/>
+          <w:sz w:val="20"/>
+          <w:szCs w:val="20"/>
+        </w:rPr>
+        <w:t xml:space="preserve">not (A and B) = (not A) or (not B)</w:t>
+      </w:r>
+    </w:p>
+    <w:p>
+      <w:pPr>
+        <w:spacing w:after="60"/>
+        <w:ind w:left="360"/>
+      </w:pPr>
+      <w:r>
+        <w:rPr>
+          <w:rFonts w:ascii="Arial" w:cs="Arial" w:eastAsia="Arial" w:hAnsi="Arial"/>
+          <w:sz w:val="20"/>
+          <w:szCs w:val="20"/>
+        </w:rPr>
+        <w:t xml:space="preserve">• </w:t>
+      </w:r>
+      <w:r>
+        <w:rPr>
+          <w:rFonts w:ascii="Arial" w:cs="Arial" w:eastAsia="Arial" w:hAnsi="Arial"/>
+          <w:sz w:val="20"/>
+          <w:szCs w:val="20"/>
+        </w:rPr>
+        <w:t xml:space="preserve">not (A or B) = (not A) and (not B)</w:t>
+      </w:r>
+    </w:p>
+    <w:p>
+      <w:pPr>
+        <w:spacing w:after="60"/>
+      </w:pPr>
+      <w:r>
+        <w:rPr>
+          <w:rFonts w:ascii="Arial" w:cs="Arial" w:eastAsia="Arial" w:hAnsi="Arial"/>
+          <w:sz w:val="20"/>
+          <w:szCs w:val="20"/>
+        </w:rPr>
+        <w:t xml:space="preserve">Trace each program and predict output WITHOUT running code.</w:t>
+      </w:r>
+    </w:p>
+    <w:p>
+      <w:pPr>
+        <w:spacing w:after="60"/>
+      </w:pPr>
+      <w:r>
+        <w:rPr>
+          <w:rFonts w:ascii="Arial" w:cs="Arial" w:eastAsia="Arial" w:hAnsi="Arial"/>
+          <w:sz w:val="20"/>
+          <w:szCs w:val="20"/>
+        </w:rPr>
+        <w:t xml:space="preserve">Trace 1 (8 points):</w:t>
+      </w:r>
+    </w:p>
+    <w:p>
+      <w:pPr>
+        <w:spacing w:after="60"/>
+      </w:pPr>
+      <w:r>
+        <w:rPr>
+          <w:rFonts w:ascii="Arial" w:cs="Arial" w:eastAsia="Arial" w:hAnsi="Arial"/>
+          <w:sz w:val="20"/>
+          <w:szCs w:val="20"/>
+        </w:rPr>
+        <w:t xml:space="preserve">Output:</w:t>
+      </w:r>
+    </w:p>
+    <w:p>
+      <w:pPr>
+        <w:spacing w:after="60"/>
+      </w:pPr>
+      <w:r>
+        <w:rPr>
+          <w:rFonts w:ascii="Arial" w:cs="Arial" w:eastAsia="Arial" w:hAnsi="Arial"/>
+          <w:sz w:val="20"/>
+          <w:szCs w:val="20"/>
+        </w:rPr>
+        <w:t xml:space="preserve">Trace 2 (8 points):</w:t>
+      </w:r>
+    </w:p>
+    <w:p>
+      <w:pPr>
+        <w:spacing w:after="60"/>
+      </w:pPr>
+      <w:r>
+        <w:rPr>
+          <w:rFonts w:ascii="Arial" w:cs="Arial" w:eastAsia="Arial" w:hAnsi="Arial"/>
+          <w:sz w:val="20"/>
+          <w:szCs w:val="20"/>
+        </w:rPr>
+        <w:t xml:space="preserve">Output:</w:t>
+      </w:r>
+    </w:p>
+    <w:p>
+      <w:pPr>
+        <w:spacing w:after="60"/>
+      </w:pPr>
+      <w:r>
+        <w:rPr>
+          <w:rFonts w:ascii="Arial" w:cs="Arial" w:eastAsia="Arial" w:hAnsi="Arial"/>
+          <w:sz w:val="20"/>
+          <w:szCs w:val="20"/>
+        </w:rPr>
+        <w:t xml:space="preserve">Trace 3 (8 points):</w:t>
+      </w:r>
+    </w:p>
+    <w:p>
+      <w:pPr>
+        <w:spacing w:after="60"/>
+      </w:pPr>
+      <w:r>
+        <w:rPr>
+          <w:rFonts w:ascii="Arial" w:cs="Arial" w:eastAsia="Arial" w:hAnsi="Arial"/>
+          <w:sz w:val="20"/>
+          <w:szCs w:val="20"/>
+        </w:rPr>
+        <w:t xml:space="preserve">Output:</w:t>
+      </w:r>
+    </w:p>
+    <w:p>
+      <w:pPr>
+        <w:spacing w:after="60"/>
+      </w:pPr>
+      <w:r>
+        <w:rPr>
+          <w:rFonts w:ascii="Arial" w:cs="Arial" w:eastAsia="Arial" w:hAnsi="Arial"/>
+          <w:sz w:val="20"/>
+          <w:szCs w:val="20"/>
+        </w:rPr>
+        <w:t xml:space="preserve">Trace 4 (11 points):</w:t>
+      </w:r>
+    </w:p>
+    <w:p>
+      <w:pPr>
+        <w:spacing w:after="60"/>
+      </w:pPr>
+      <w:r>
+        <w:rPr>
+          <w:rFonts w:ascii="Arial" w:cs="Arial" w:eastAsia="Arial" w:hAnsi="Arial"/>
+          <w:sz w:val="20"/>
+          <w:szCs w:val="20"/>
+        </w:rPr>
+        <w:t xml:space="preserve">Output:</w:t>
+      </w:r>
+    </w:p>
+    <w:p>
+      <w:pPr>
+        <w:spacing w:after="60"/>
+      </w:pPr>
+      <w:r>
+        <w:rPr>
+          <w:rFonts w:ascii="Arial" w:cs="Arial" w:eastAsia="Arial" w:hAnsi="Arial"/>
+          <w:sz w:val="20"/>
+          <w:szCs w:val="20"/>
+        </w:rPr>
+        <w:t xml:space="preserve">Write programs to solve these problems.</w:t>
+      </w:r>
+    </w:p>
+    <w:p>
+      <w:pPr>
+        <w:spacing w:after="60"/>
+      </w:pPr>
+      <w:r>
+        <w:rPr>
+          <w:rFonts w:ascii="Arial" w:cs="Arial" w:eastAsia="Arial" w:hAnsi="Arial"/>
+          <w:sz w:val="20"/>
+          <w:szCs w:val="20"/>
+        </w:rPr>
+        <w:t xml:space="preserve">Problem 1 (10 points) — Beginner:</w:t>
+      </w:r>
+    </w:p>
+    <w:p>
+      <w:pPr>
+        <w:spacing w:after="60"/>
+      </w:pPr>
+      <w:r>
+        <w:rPr>
+          <w:rFonts w:ascii="Arial" w:cs="Arial" w:eastAsia="Arial" w:hAnsi="Arial"/>
+          <w:sz w:val="20"/>
+          <w:szCs w:val="20"/>
+        </w:rPr>
+        <w:t xml:space="preserve">Write a program that asks for a test score and prints:</w:t>
+      </w:r>
+    </w:p>
+    <w:p>
+      <w:pPr>
+        <w:spacing w:after="60"/>
+        <w:ind w:left="360"/>
+      </w:pPr>
+      <w:r>
+        <w:rPr>
+          <w:rFonts w:ascii="Arial" w:cs="Arial" w:eastAsia="Arial" w:hAnsi="Arial"/>
+          <w:sz w:val="20"/>
+          <w:szCs w:val="20"/>
+        </w:rPr>
+        <w:t xml:space="preserve">• </w:t>
+      </w:r>
+      <w:r>
+        <w:rPr>
+          <w:rFonts w:ascii="Arial" w:cs="Arial" w:eastAsia="Arial" w:hAnsi="Arial"/>
+          <w:sz w:val="20"/>
+          <w:szCs w:val="20"/>
+        </w:rPr>
+        <w:t xml:space="preserve">"A" if score &gt;= 90</w:t>
+      </w:r>
+    </w:p>
+    <w:p>
+      <w:pPr>
+        <w:spacing w:after="60"/>
+        <w:ind w:left="360"/>
+      </w:pPr>
+      <w:r>
+        <w:rPr>
+          <w:rFonts w:ascii="Arial" w:cs="Arial" w:eastAsia="Arial" w:hAnsi="Arial"/>
+          <w:sz w:val="20"/>
+          <w:szCs w:val="20"/>
+        </w:rPr>
+        <w:t xml:space="preserve">• </w:t>
+      </w:r>
+      <w:r>
+        <w:rPr>
+          <w:rFonts w:ascii="Arial" w:cs="Arial" w:eastAsia="Arial" w:hAnsi="Arial"/>
+          <w:sz w:val="20"/>
+          <w:szCs w:val="20"/>
+        </w:rPr>
+        <w:t xml:space="preserve">"B" if score &gt;= 80</w:t>
+      </w:r>
+    </w:p>
+    <w:p>
+      <w:pPr>
+        <w:spacing w:after="60"/>
+        <w:ind w:left="360"/>
+      </w:pPr>
+      <w:r>
+        <w:rPr>
+          <w:rFonts w:ascii="Arial" w:cs="Arial" w:eastAsia="Arial" w:hAnsi="Arial"/>
+          <w:sz w:val="20"/>
+          <w:szCs w:val="20"/>
+        </w:rPr>
+        <w:t xml:space="preserve">• </w:t>
+      </w:r>
+      <w:r>
+        <w:rPr>
+          <w:rFonts w:ascii="Arial" w:cs="Arial" w:eastAsia="Arial" w:hAnsi="Arial"/>
+          <w:sz w:val="20"/>
+          <w:szCs w:val="20"/>
+        </w:rPr>
+        <w:t xml:space="preserve">"C" if score &gt;= 70</w:t>
+      </w:r>
+    </w:p>
+    <w:p>
+      <w:pPr>
+        <w:spacing w:after="60"/>
+        <w:ind w:left="360"/>
+      </w:pPr>
+      <w:r>
+        <w:rPr>
+          <w:rFonts w:ascii="Arial" w:cs="Arial" w:eastAsia="Arial" w:hAnsi="Arial"/>
+          <w:sz w:val="20"/>
+          <w:szCs w:val="20"/>
+        </w:rPr>
+        <w:t xml:space="preserve">• </w:t>
+      </w:r>
+      <w:r>
+        <w:rPr>
+          <w:rFonts w:ascii="Arial" w:cs="Arial" w:eastAsia="Arial" w:hAnsi="Arial"/>
+          <w:sz w:val="20"/>
+          <w:szCs w:val="20"/>
+        </w:rPr>
+        <w:t xml:space="preserve">"D" if score &gt;= 60</w:t>
+      </w:r>
+    </w:p>
+    <w:p>
+      <w:pPr>
+        <w:spacing w:after="60"/>
+        <w:ind w:left="360"/>
+      </w:pPr>
+      <w:r>
+        <w:rPr>
+          <w:rFonts w:ascii="Arial" w:cs="Arial" w:eastAsia="Arial" w:hAnsi="Arial"/>
+          <w:sz w:val="20"/>
+          <w:szCs w:val="20"/>
+        </w:rPr>
+        <w:t xml:space="preserve">• </w:t>
+      </w:r>
+      <w:r>
+        <w:rPr>
+          <w:rFonts w:ascii="Arial" w:cs="Arial" w:eastAsia="Arial" w:hAnsi="Arial"/>
+          <w:sz w:val="20"/>
+          <w:szCs w:val="20"/>
+        </w:rPr>
+        <w:t xml:space="preserve">"F" if score &lt; 60</w:t>
+      </w:r>
+    </w:p>
+    <w:p>
+      <w:pPr>
+        <w:spacing w:after="60"/>
+      </w:pPr>
+      <w:r>
+        <w:rPr>
+          <w:rFonts w:ascii="Arial" w:cs="Arial" w:eastAsia="Arial" w:hAnsi="Arial"/>
+          <w:sz w:val="20"/>
+          <w:szCs w:val="20"/>
+        </w:rPr>
+        <w:t xml:space="preserve">Requirements:</w:t>
+      </w:r>
+    </w:p>
+    <w:p>
+      <w:pPr>
+        <w:spacing w:after="60"/>
+        <w:ind w:left="360"/>
+      </w:pPr>
+      <w:r>
+        <w:rPr>
+          <w:rFonts w:ascii="Arial" w:cs="Arial" w:eastAsia="Arial" w:hAnsi="Arial"/>
+          <w:sz w:val="20"/>
+          <w:szCs w:val="20"/>
+        </w:rPr>
+        <w:t xml:space="preserve">• </w:t>
+      </w:r>
+      <w:r>
+        <w:rPr>
+          <w:rFonts w:ascii="Arial" w:cs="Arial" w:eastAsia="Arial" w:hAnsi="Arial"/>
+          <w:sz w:val="20"/>
+          <w:szCs w:val="20"/>
+        </w:rPr>
+        <w:t xml:space="preserve">[ ] Accepts input</w:t>
+      </w:r>
+    </w:p>
+    <w:p>
+      <w:pPr>
+        <w:spacing w:after="60"/>
+        <w:ind w:left="360"/>
+      </w:pPr>
+      <w:r>
+        <w:rPr>
+          <w:rFonts w:ascii="Arial" w:cs="Arial" w:eastAsia="Arial" w:hAnsi="Arial"/>
+          <w:sz w:val="20"/>
+          <w:szCs w:val="20"/>
+        </w:rPr>
+        <w:t xml:space="preserve">• </w:t>
+      </w:r>
+      <w:r>
+        <w:rPr>
+          <w:rFonts w:ascii="Arial" w:cs="Arial" w:eastAsia="Arial" w:hAnsi="Arial"/>
+          <w:sz w:val="20"/>
+          <w:szCs w:val="20"/>
+        </w:rPr>
+        <w:t xml:space="preserve">[ ] Uses if/elif/else correctly</w:t>
+      </w:r>
+    </w:p>
+    <w:p>
+      <w:pPr>
+        <w:spacing w:after="60"/>
+        <w:ind w:left="360"/>
+      </w:pPr>
+      <w:r>
+        <w:rPr>
+          <w:rFonts w:ascii="Arial" w:cs="Arial" w:eastAsia="Arial" w:hAnsi="Arial"/>
+          <w:sz w:val="20"/>
+          <w:szCs w:val="20"/>
+        </w:rPr>
+        <w:t xml:space="preserve">• </w:t>
+      </w:r>
+      <w:r>
+        <w:rPr>
+          <w:rFonts w:ascii="Arial" w:cs="Arial" w:eastAsia="Arial" w:hAnsi="Arial"/>
+          <w:sz w:val="20"/>
+          <w:szCs w:val="20"/>
+        </w:rPr>
+        <w:t xml:space="preserve">[ ] Prints correct grade</w:t>
+      </w:r>
+    </w:p>
+    <w:p>
+      <w:pPr>
+        <w:spacing w:after="60"/>
+        <w:ind w:left="360"/>
+      </w:pPr>
+      <w:r>
+        <w:rPr>
+          <w:rFonts w:ascii="Arial" w:cs="Arial" w:eastAsia="Arial" w:hAnsi="Arial"/>
+          <w:sz w:val="20"/>
+          <w:szCs w:val="20"/>
+        </w:rPr>
+        <w:t xml:space="preserve">• </w:t>
+      </w:r>
+      <w:r>
+        <w:rPr>
+          <w:rFonts w:ascii="Arial" w:cs="Arial" w:eastAsia="Arial" w:hAnsi="Arial"/>
+          <w:sz w:val="20"/>
+          <w:szCs w:val="20"/>
+        </w:rPr>
+        <w:t xml:space="preserve">[ ] Works for all ranges</w:t>
+      </w:r>
+    </w:p>
+    <w:p>
+      <w:pPr>
+        <w:spacing w:after="60"/>
+      </w:pPr>
+      <w:r>
+        <w:rPr>
+          <w:rFonts w:ascii="Arial" w:cs="Arial" w:eastAsia="Arial" w:hAnsi="Arial"/>
+          <w:sz w:val="20"/>
+          <w:szCs w:val="20"/>
+        </w:rPr>
+        <w:t xml:space="preserve">Problem 2 (12 points) — Intermediate:</w:t>
+      </w:r>
+    </w:p>
+    <w:p>
+      <w:pPr>
+        <w:spacing w:after="60"/>
+      </w:pPr>
+      <w:r>
+        <w:rPr>
+          <w:rFonts w:ascii="Arial" w:cs="Arial" w:eastAsia="Arial" w:hAnsi="Arial"/>
+          <w:sz w:val="20"/>
+          <w:szCs w:val="20"/>
+        </w:rPr>
+        <w:t xml:space="preserve">Write a program that validates a password. A password is valid if:</w:t>
+      </w:r>
+    </w:p>
+    <w:p>
+      <w:pPr>
+        <w:spacing w:after="60"/>
+        <w:ind w:left="360"/>
+      </w:pPr>
+      <w:r>
+        <w:rPr>
+          <w:rFonts w:ascii="Arial" w:cs="Arial" w:eastAsia="Arial" w:hAnsi="Arial"/>
+          <w:sz w:val="20"/>
+          <w:szCs w:val="20"/>
+        </w:rPr>
+        <w:t xml:space="preserve">• </w:t>
+      </w:r>
+      <w:r>
+        <w:rPr>
+          <w:rFonts w:ascii="Arial" w:cs="Arial" w:eastAsia="Arial" w:hAnsi="Arial"/>
+          <w:sz w:val="20"/>
+          <w:szCs w:val="20"/>
+        </w:rPr>
+        <w:t xml:space="preserve">At least 8 characters long</w:t>
+      </w:r>
+    </w:p>
+    <w:p>
+      <w:pPr>
+        <w:spacing w:after="60"/>
+        <w:ind w:left="360"/>
+      </w:pPr>
+      <w:r>
+        <w:rPr>
+          <w:rFonts w:ascii="Arial" w:cs="Arial" w:eastAsia="Arial" w:hAnsi="Arial"/>
+          <w:sz w:val="20"/>
+          <w:szCs w:val="20"/>
+        </w:rPr>
+        <w:t xml:space="preserve">• </w:t>
+      </w:r>
+      <w:r>
+        <w:rPr>
+          <w:rFonts w:ascii="Arial" w:cs="Arial" w:eastAsia="Arial" w:hAnsi="Arial"/>
+          <w:sz w:val="20"/>
+          <w:szCs w:val="20"/>
+        </w:rPr>
+        <w:t xml:space="preserve">Contains at least one uppercase letter</w:t>
+      </w:r>
+    </w:p>
+    <w:p>
+      <w:pPr>
+        <w:spacing w:after="60"/>
+        <w:ind w:left="360"/>
+      </w:pPr>
+      <w:r>
+        <w:rPr>
+          <w:rFonts w:ascii="Arial" w:cs="Arial" w:eastAsia="Arial" w:hAnsi="Arial"/>
+          <w:sz w:val="20"/>
+          <w:szCs w:val="20"/>
+        </w:rPr>
+        <w:t xml:space="preserve">• </w:t>
+      </w:r>
+      <w:r>
+        <w:rPr>
+          <w:rFonts w:ascii="Arial" w:cs="Arial" w:eastAsia="Arial" w:hAnsi="Arial"/>
+          <w:sz w:val="20"/>
+          <w:szCs w:val="20"/>
+        </w:rPr>
+        <w:t xml:space="preserve">Contains at least one digit</w:t>
+      </w:r>
+    </w:p>
+    <w:p>
+      <w:pPr>
+        <w:spacing w:after="60"/>
+      </w:pPr>
+      <w:r>
+        <w:rPr>
+          <w:rFonts w:ascii="Arial" w:cs="Arial" w:eastAsia="Arial" w:hAnsi="Arial"/>
+          <w:sz w:val="20"/>
+          <w:szCs w:val="20"/>
+        </w:rPr>
+        <w:t xml:space="preserve">If valid, print "✓ Valid password"</w:t>
+      </w:r>
+    </w:p>
+    <w:p>
+      <w:pPr>
+        <w:spacing w:after="60"/>
+      </w:pPr>
+      <w:r>
+        <w:rPr>
+          <w:rFonts w:ascii="Arial" w:cs="Arial" w:eastAsia="Arial" w:hAnsi="Arial"/>
+          <w:sz w:val="20"/>
+          <w:szCs w:val="20"/>
+        </w:rPr>
+        <w:t xml:space="preserve">If invalid, print "✗ Invalid" and list what's wrong</w:t>
+      </w:r>
+    </w:p>
+    <w:p>
+      <w:pPr>
+        <w:spacing w:after="60"/>
+      </w:pPr>
+      <w:r>
+        <w:rPr>
+          <w:rFonts w:ascii="Arial" w:cs="Arial" w:eastAsia="Arial" w:hAnsi="Arial"/>
+          <w:sz w:val="20"/>
+          <w:szCs w:val="20"/>
+        </w:rPr>
+        <w:t xml:space="preserve">Requirements:</w:t>
+      </w:r>
+    </w:p>
+    <w:p>
+      <w:pPr>
+        <w:spacing w:after="60"/>
+        <w:ind w:left="360"/>
+      </w:pPr>
+      <w:r>
+        <w:rPr>
+          <w:rFonts w:ascii="Arial" w:cs="Arial" w:eastAsia="Arial" w:hAnsi="Arial"/>
+          <w:sz w:val="20"/>
+          <w:szCs w:val="20"/>
+        </w:rPr>
+        <w:t xml:space="preserve">• </w:t>
+      </w:r>
+      <w:r>
+        <w:rPr>
+          <w:rFonts w:ascii="Arial" w:cs="Arial" w:eastAsia="Arial" w:hAnsi="Arial"/>
+          <w:sz w:val="20"/>
+          <w:szCs w:val="20"/>
+        </w:rPr>
+        <w:t xml:space="preserve">[ ] Accepts password input</w:t>
+      </w:r>
+    </w:p>
+    <w:p>
+      <w:pPr>
+        <w:spacing w:after="60"/>
+        <w:ind w:left="360"/>
+      </w:pPr>
+      <w:r>
+        <w:rPr>
+          <w:rFonts w:ascii="Arial" w:cs="Arial" w:eastAsia="Arial" w:hAnsi="Arial"/>
+          <w:sz w:val="20"/>
+          <w:szCs w:val="20"/>
+        </w:rPr>
+        <w:t xml:space="preserve">• </w:t>
+      </w:r>
+      <w:r>
+        <w:rPr>
+          <w:rFonts w:ascii="Arial" w:cs="Arial" w:eastAsia="Arial" w:hAnsi="Arial"/>
+          <w:sz w:val="20"/>
+          <w:szCs w:val="20"/>
+        </w:rPr>
+        <w:t xml:space="preserve">[ ] Checks all three conditions</w:t>
+      </w:r>
+    </w:p>
+    <w:p>
+      <w:pPr>
+        <w:spacing w:after="60"/>
+        <w:ind w:left="360"/>
+      </w:pPr>
+      <w:r>
+        <w:rPr>
+          <w:rFonts w:ascii="Arial" w:cs="Arial" w:eastAsia="Arial" w:hAnsi="Arial"/>
+          <w:sz w:val="20"/>
+          <w:szCs w:val="20"/>
+        </w:rPr>
+        <w:t xml:space="preserve">• </w:t>
+      </w:r>
+      <w:r>
+        <w:rPr>
+          <w:rFonts w:ascii="Arial" w:cs="Arial" w:eastAsia="Arial" w:hAnsi="Arial"/>
+          <w:sz w:val="20"/>
+          <w:szCs w:val="20"/>
+        </w:rPr>
+        <w:t xml:space="preserve">[ ] Provides specific feedback</w:t>
+      </w:r>
+    </w:p>
+    <w:p>
+      <w:pPr>
+        <w:spacing w:after="60"/>
+        <w:ind w:left="360"/>
+      </w:pPr>
+      <w:r>
+        <w:rPr>
+          <w:rFonts w:ascii="Arial" w:cs="Arial" w:eastAsia="Arial" w:hAnsi="Arial"/>
+          <w:sz w:val="20"/>
+          <w:szCs w:val="20"/>
+        </w:rPr>
+        <w:t xml:space="preserve">• </w:t>
+      </w:r>
+      <w:r>
+        <w:rPr>
+          <w:rFonts w:ascii="Arial" w:cs="Arial" w:eastAsia="Arial" w:hAnsi="Arial"/>
+          <w:sz w:val="20"/>
+          <w:szCs w:val="20"/>
+        </w:rPr>
+        <w:t xml:space="preserve">[ ] Validates correctly</w:t>
+      </w:r>
+    </w:p>
+    <w:p>
+      <w:pPr>
+        <w:spacing w:after="60"/>
+      </w:pPr>
+      <w:r>
+        <w:rPr>
+          <w:rFonts w:ascii="Arial" w:cs="Arial" w:eastAsia="Arial" w:hAnsi="Arial"/>
+          <w:sz w:val="20"/>
+          <w:szCs w:val="20"/>
+        </w:rPr>
+        <w:t xml:space="preserve">Problem 3 (13 points) — Challenge:</w:t>
+      </w:r>
+    </w:p>
+    <w:p>
+      <w:pPr>
+        <w:spacing w:after="60"/>
+      </w:pPr>
+      <w:r>
+        <w:rPr>
+          <w:rFonts w:ascii="Arial" w:cs="Arial" w:eastAsia="Arial" w:hAnsi="Arial"/>
+          <w:sz w:val="20"/>
+          <w:szCs w:val="20"/>
+        </w:rPr>
+        <w:t xml:space="preserve">Write a program that determines if someone can ride a roller coaster. They can ride if:</w:t>
+      </w:r>
+    </w:p>
+    <w:p>
+      <w:pPr>
+        <w:spacing w:after="60"/>
+        <w:ind w:left="360"/>
+      </w:pPr>
+      <w:r>
+        <w:rPr>
+          <w:rFonts w:ascii="Arial" w:cs="Arial" w:eastAsia="Arial" w:hAnsi="Arial"/>
+          <w:sz w:val="20"/>
+          <w:szCs w:val="20"/>
+        </w:rPr>
+        <w:t xml:space="preserve">• </w:t>
+      </w:r>
+      <w:r>
+        <w:rPr>
+          <w:rFonts w:ascii="Arial" w:cs="Arial" w:eastAsia="Arial" w:hAnsi="Arial"/>
+          <w:sz w:val="20"/>
+          <w:szCs w:val="20"/>
+        </w:rPr>
+        <w:t xml:space="preserve">At least 48 inches tall</w:t>
+      </w:r>
+    </w:p>
+    <w:p>
+      <w:pPr>
+        <w:spacing w:after="60"/>
+        <w:ind w:left="360"/>
+      </w:pPr>
+      <w:r>
+        <w:rPr>
+          <w:rFonts w:ascii="Arial" w:cs="Arial" w:eastAsia="Arial" w:hAnsi="Arial"/>
+          <w:sz w:val="20"/>
+          <w:szCs w:val="20"/>
+        </w:rPr>
+        <w:t xml:space="preserve">• </w:t>
+      </w:r>
+      <w:r>
+        <w:rPr>
+          <w:rFonts w:ascii="Arial" w:cs="Arial" w:eastAsia="Arial" w:hAnsi="Arial"/>
+          <w:sz w:val="20"/>
+          <w:szCs w:val="20"/>
+        </w:rPr>
+        <w:t xml:space="preserve">Age 8 or older</w:t>
+      </w:r>
+    </w:p>
+    <w:p>
+      <w:pPr>
+        <w:spacing w:after="60"/>
+        <w:ind w:left="360"/>
+      </w:pPr>
+      <w:r>
+        <w:rPr>
+          <w:rFonts w:ascii="Arial" w:cs="Arial" w:eastAsia="Arial" w:hAnsi="Arial"/>
+          <w:sz w:val="20"/>
+          <w:szCs w:val="20"/>
+        </w:rPr>
+        <w:t xml:space="preserve">• </w:t>
+      </w:r>
+      <w:r>
+        <w:rPr>
+          <w:rFonts w:ascii="Arial" w:cs="Arial" w:eastAsia="Arial" w:hAnsi="Arial"/>
+          <w:sz w:val="20"/>
+          <w:szCs w:val="20"/>
+        </w:rPr>
+        <w:t xml:space="preserve">No heart conditions</w:t>
+      </w:r>
+    </w:p>
+    <w:p>
+      <w:pPr>
+        <w:spacing w:after="60"/>
+      </w:pPr>
+      <w:r>
+        <w:rPr>
+          <w:rFonts w:ascii="Arial" w:cs="Arial" w:eastAsia="Arial" w:hAnsi="Arial"/>
+          <w:sz w:val="20"/>
+          <w:szCs w:val="20"/>
+        </w:rPr>
+        <w:t xml:space="preserve">If they can't ride, explain why.</w:t>
+      </w:r>
+    </w:p>
+    <w:p>
+      <w:pPr>
+        <w:spacing w:after="60"/>
+      </w:pPr>
+      <w:r>
+        <w:rPr>
+          <w:rFonts w:ascii="Arial" w:cs="Arial" w:eastAsia="Arial" w:hAnsi="Arial"/>
+          <w:sz w:val="20"/>
+          <w:szCs w:val="20"/>
+        </w:rPr>
+        <w:t xml:space="preserve">Requirements:</w:t>
+      </w:r>
+    </w:p>
+    <w:p>
+      <w:pPr>
+        <w:spacing w:after="60"/>
+        <w:ind w:left="360"/>
+      </w:pPr>
+      <w:r>
+        <w:rPr>
+          <w:rFonts w:ascii="Arial" w:cs="Arial" w:eastAsia="Arial" w:hAnsi="Arial"/>
+          <w:sz w:val="20"/>
+          <w:szCs w:val="20"/>
+        </w:rPr>
+        <w:t xml:space="preserve">• </w:t>
+      </w:r>
+      <w:r>
+        <w:rPr>
+          <w:rFonts w:ascii="Arial" w:cs="Arial" w:eastAsia="Arial" w:hAnsi="Arial"/>
+          <w:sz w:val="20"/>
+          <w:szCs w:val="20"/>
+        </w:rPr>
+        <w:t xml:space="preserve">[ ] Accepts three inputs</w:t>
+      </w:r>
+    </w:p>
+    <w:p>
+      <w:pPr>
+        <w:spacing w:after="60"/>
+        <w:ind w:left="360"/>
+      </w:pPr>
+      <w:r>
+        <w:rPr>
+          <w:rFonts w:ascii="Arial" w:cs="Arial" w:eastAsia="Arial" w:hAnsi="Arial"/>
+          <w:sz w:val="20"/>
+          <w:szCs w:val="20"/>
+        </w:rPr>
+        <w:t xml:space="preserve">• </w:t>
+      </w:r>
+      <w:r>
+        <w:rPr>
+          <w:rFonts w:ascii="Arial" w:cs="Arial" w:eastAsia="Arial" w:hAnsi="Arial"/>
+          <w:sz w:val="20"/>
+          <w:szCs w:val="20"/>
+        </w:rPr>
+        <w:t xml:space="preserve">[ ] Uses multiple conditions</w:t>
+      </w:r>
+    </w:p>
+    <w:p>
+      <w:pPr>
+        <w:spacing w:after="60"/>
+        <w:ind w:left="360"/>
+      </w:pPr>
+      <w:r>
+        <w:rPr>
+          <w:rFonts w:ascii="Arial" w:cs="Arial" w:eastAsia="Arial" w:hAnsi="Arial"/>
+          <w:sz w:val="20"/>
+          <w:szCs w:val="20"/>
+        </w:rPr>
+        <w:t xml:space="preserve">• </w:t>
+      </w:r>
+      <w:r>
+        <w:rPr>
+          <w:rFonts w:ascii="Arial" w:cs="Arial" w:eastAsia="Arial" w:hAnsi="Arial"/>
+          <w:sz w:val="20"/>
+          <w:szCs w:val="20"/>
+        </w:rPr>
+        <w:t xml:space="preserve">[ ] Determines eligibility correctly</w:t>
+      </w:r>
+    </w:p>
+    <w:p>
+      <w:pPr>
+        <w:spacing w:after="60"/>
+        <w:ind w:left="360"/>
+      </w:pPr>
+      <w:r>
+        <w:rPr>
+          <w:rFonts w:ascii="Arial" w:cs="Arial" w:eastAsia="Arial" w:hAnsi="Arial"/>
+          <w:sz w:val="20"/>
+          <w:szCs w:val="20"/>
+        </w:rPr>
+        <w:t xml:space="preserve">• </w:t>
+      </w:r>
+      <w:r>
+        <w:rPr>
+          <w:rFonts w:ascii="Arial" w:cs="Arial" w:eastAsia="Arial" w:hAnsi="Arial"/>
+          <w:sz w:val="20"/>
+          <w:szCs w:val="20"/>
+        </w:rPr>
+        <w:t xml:space="preserve">[ ] Explains why if denied</w:t>
+      </w:r>
+    </w:p>
+    <w:p>
+      <w:pPr>
+        <w:spacing w:after="60"/>
+        <w:ind w:left="360"/>
+      </w:pPr>
+      <w:r>
+        <w:rPr>
+          <w:rFonts w:ascii="Arial" w:cs="Arial" w:eastAsia="Arial" w:hAnsi="Arial"/>
+          <w:sz w:val="20"/>
+          <w:szCs w:val="20"/>
+        </w:rPr>
+        <w:t xml:space="preserve">• </w:t>
+      </w:r>
+      <w:r>
+        <w:rPr>
+          <w:rFonts w:ascii="Arial" w:cs="Arial" w:eastAsia="Arial" w:hAnsi="Arial"/>
+          <w:sz w:val="20"/>
+          <w:szCs w:val="20"/>
+        </w:rPr>
+        <w:t xml:space="preserve">[ ] Handles all cases</w:t>
+      </w:r>
+    </w:p>
+    <w:p>
+      <w:pPr>
+        <w:spacing w:after="60"/>
+        <w:ind w:left="360"/>
+      </w:pPr>
+      <w:r>
+        <w:rPr>
+          <w:rFonts w:ascii="Arial" w:cs="Arial" w:eastAsia="Arial" w:hAnsi="Arial"/>
+          <w:sz w:val="20"/>
+          <w:szCs w:val="20"/>
+        </w:rPr>
+        <w:t xml:space="preserve">• </w:t>
+      </w:r>
+      <w:r>
+        <w:rPr>
+          <w:rFonts w:ascii="Arial" w:cs="Arial" w:eastAsia="Arial" w:hAnsi="Arial"/>
+          <w:sz w:val="20"/>
+          <w:szCs w:val="20"/>
+        </w:rPr>
+        <w:t xml:space="preserve">Accuracy: 2-3 points each</w:t>
+      </w:r>
+    </w:p>
+    <w:p>
+      <w:pPr>
+        <w:spacing w:after="60"/>
+        <w:ind w:left="360"/>
+      </w:pPr>
+      <w:r>
+        <w:rPr>
+          <w:rFonts w:ascii="Arial" w:cs="Arial" w:eastAsia="Arial" w:hAnsi="Arial"/>
+          <w:sz w:val="20"/>
+          <w:szCs w:val="20"/>
+        </w:rPr>
+        <w:t xml:space="preserve">• </w:t>
+      </w:r>
+      <w:r>
+        <w:rPr>
+          <w:rFonts w:ascii="Arial" w:cs="Arial" w:eastAsia="Arial" w:hAnsi="Arial"/>
+          <w:sz w:val="20"/>
+          <w:szCs w:val="20"/>
+        </w:rPr>
+        <w:t xml:space="preserve">Completeness: Full explanations</w:t>
+      </w:r>
+    </w:p>
+    <w:p>
+      <w:pPr>
+        <w:spacing w:after="60"/>
+        <w:ind w:left="360"/>
+      </w:pPr>
+      <w:r>
+        <w:rPr>
+          <w:rFonts w:ascii="Arial" w:cs="Arial" w:eastAsia="Arial" w:hAnsi="Arial"/>
+          <w:sz w:val="20"/>
+          <w:szCs w:val="20"/>
+        </w:rPr>
+        <w:t xml:space="preserve">• </w:t>
+      </w:r>
+      <w:r>
+        <w:rPr>
+          <w:rFonts w:ascii="Arial" w:cs="Arial" w:eastAsia="Arial" w:hAnsi="Arial"/>
+          <w:sz w:val="20"/>
+          <w:szCs w:val="20"/>
+        </w:rPr>
+        <w:t xml:space="preserve">Correct output: 7-11 points each</w:t>
+      </w:r>
+    </w:p>
+    <w:p>
+      <w:pPr>
+        <w:spacing w:after="60"/>
+        <w:ind w:left="360"/>
+      </w:pPr>
+      <w:r>
+        <w:rPr>
+          <w:rFonts w:ascii="Arial" w:cs="Arial" w:eastAsia="Arial" w:hAnsi="Arial"/>
+          <w:sz w:val="20"/>
+          <w:szCs w:val="20"/>
+        </w:rPr>
+        <w:t xml:space="preserve">• </w:t>
+      </w:r>
+      <w:r>
+        <w:rPr>
+          <w:rFonts w:ascii="Arial" w:cs="Arial" w:eastAsia="Arial" w:hAnsi="Arial"/>
+          <w:sz w:val="20"/>
+          <w:szCs w:val="20"/>
+        </w:rPr>
+        <w:t xml:space="preserve">Step-by-step accuracy</w:t>
+      </w:r>
+    </w:p>
+    <w:p>
+      <w:pPr>
+        <w:spacing w:after="60"/>
+        <w:ind w:left="360"/>
+      </w:pPr>
+      <w:r>
+        <w:rPr>
+          <w:rFonts w:ascii="Arial" w:cs="Arial" w:eastAsia="Arial" w:hAnsi="Arial"/>
+          <w:sz w:val="20"/>
+          <w:szCs w:val="20"/>
+        </w:rPr>
+        <w:t xml:space="preserve">• </w:t>
+      </w:r>
+      <w:r>
+        <w:rPr>
+          <w:rFonts w:ascii="Arial" w:cs="Arial" w:eastAsia="Arial" w:hAnsi="Arial"/>
+          <w:sz w:val="20"/>
+          <w:szCs w:val="20"/>
+        </w:rPr>
+        <w:t xml:space="preserve">Functionality (15): Works correctly, all cases</w:t>
+      </w:r>
+    </w:p>
+    <w:p>
+      <w:pPr>
+        <w:spacing w:after="60"/>
+        <w:ind w:left="360"/>
+      </w:pPr>
+      <w:r>
+        <w:rPr>
+          <w:rFonts w:ascii="Arial" w:cs="Arial" w:eastAsia="Arial" w:hAnsi="Arial"/>
+          <w:sz w:val="20"/>
+          <w:szCs w:val="20"/>
+        </w:rPr>
+        <w:t xml:space="preserve">• </w:t>
+      </w:r>
+      <w:r>
+        <w:rPr>
+          <w:rFonts w:ascii="Arial" w:cs="Arial" w:eastAsia="Arial" w:hAnsi="Arial"/>
+          <w:sz w:val="20"/>
+          <w:szCs w:val="20"/>
+        </w:rPr>
+        <w:t xml:space="preserve">Code Quality (10): Clear names, good indentation</w:t>
+      </w:r>
+    </w:p>
+    <w:p>
+      <w:pPr>
+        <w:spacing w:after="60"/>
+        <w:ind w:left="360"/>
+      </w:pPr>
+      <w:r>
+        <w:rPr>
+          <w:rFonts w:ascii="Arial" w:cs="Arial" w:eastAsia="Arial" w:hAnsi="Arial"/>
+          <w:sz w:val="20"/>
+          <w:szCs w:val="20"/>
+        </w:rPr>
+        <w:t xml:space="preserve">• </w:t>
+      </w:r>
+      <w:r>
+        <w:rPr>
+          <w:rFonts w:ascii="Arial" w:cs="Arial" w:eastAsia="Arial" w:hAnsi="Arial"/>
+          <w:sz w:val="20"/>
+          <w:szCs w:val="20"/>
+        </w:rPr>
+        <w:t xml:space="preserve">Completeness (10): Meets all requirements</w:t>
+      </w:r>
+    </w:p>
+    <w:p>
+      <w:pPr>
+        <w:spacing w:after="60"/>
+      </w:pPr>
+      <w:r>
+        <w:rPr>
+          <w:rFonts w:ascii="Arial" w:cs="Arial" w:eastAsia="Arial" w:hAnsi="Arial"/>
+          <w:sz w:val="20"/>
+          <w:szCs w:val="20"/>
+        </w:rPr>
+        <w:t xml:space="preserve">1. Read carefully: Understand what each question asks</w:t>
+      </w:r>
+    </w:p>
+    <w:p>
+      <w:pPr>
+        <w:spacing w:after="60"/>
+      </w:pPr>
+      <w:r>
+        <w:rPr>
+          <w:rFonts w:ascii="Arial" w:cs="Arial" w:eastAsia="Arial" w:hAnsi="Arial"/>
+          <w:sz w:val="20"/>
+          <w:szCs w:val="20"/>
+        </w:rPr>
+        <w:t xml:space="preserve">2. Answer what's asked: Don't add extra</w:t>
+      </w:r>
+    </w:p>
+    <w:p>
+      <w:pPr>
+        <w:spacing w:after="60"/>
+      </w:pPr>
+      <w:r>
+        <w:rPr>
+          <w:rFonts w:ascii="Arial" w:cs="Arial" w:eastAsia="Arial" w:hAnsi="Arial"/>
+          <w:sz w:val="20"/>
+          <w:szCs w:val="20"/>
+        </w:rPr>
+        <w:t xml:space="preserve">3. Show your work: Write out condition evaluations</w:t>
+      </w:r>
+    </w:p>
+    <w:p>
+      <w:pPr>
+        <w:spacing w:after="60"/>
+      </w:pPr>
+      <w:r>
+        <w:rPr>
+          <w:rFonts w:ascii="Arial" w:cs="Arial" w:eastAsia="Arial" w:hAnsi="Arial"/>
+          <w:sz w:val="20"/>
+          <w:szCs w:val="20"/>
+        </w:rPr>
+        <w:t xml:space="preserve">4. Test your code: Mentally run through examples</w:t>
+      </w:r>
+    </w:p>
+    <w:p>
+      <w:pPr>
+        <w:spacing w:after="60"/>
+      </w:pPr>
+      <w:r>
+        <w:rPr>
+          <w:rFonts w:ascii="Arial" w:cs="Arial" w:eastAsia="Arial" w:hAnsi="Arial"/>
+          <w:sz w:val="20"/>
+          <w:szCs w:val="20"/>
+        </w:rPr>
+        <w:t xml:space="preserve">5. Check syntax: Colons, indentation, operators</w:t>
+      </w:r>
+    </w:p>
+    <w:p>
+      <w:pPr>
+        <w:spacing w:after="60"/>
+      </w:pPr>
+      <w:r>
+        <w:rPr>
+          <w:rFonts w:ascii="Arial" w:cs="Arial" w:eastAsia="Arial" w:hAnsi="Arial"/>
+          <w:sz w:val="20"/>
+          <w:szCs w:val="20"/>
+        </w:rPr>
+        <w:t xml:space="preserve">6. Manage time: 20 min written, 15 min tracing, 20 min coding</w:t>
+      </w:r>
+    </w:p>
+    <w:p>
+      <w:pPr>
+        <w:spacing w:after="60"/>
+        <w:ind w:left="360"/>
+      </w:pPr>
+      <w:r>
+        <w:rPr>
+          <w:rFonts w:ascii="Arial" w:cs="Arial" w:eastAsia="Arial" w:hAnsi="Arial"/>
+          <w:sz w:val="20"/>
+          <w:szCs w:val="20"/>
+        </w:rPr>
+        <w:t xml:space="preserve">• </w:t>
+      </w:r>
+      <w:r>
+        <w:rPr>
+          <w:rFonts w:ascii="Arial" w:cs="Arial" w:eastAsia="Arial" w:hAnsi="Arial"/>
+          <w:sz w:val="20"/>
+          <w:szCs w:val="20"/>
+        </w:rPr>
+        <w:t xml:space="preserve">[ ] Truth tables (and/or/not)</w:t>
+      </w:r>
+    </w:p>
+    <w:p>
+      <w:pPr>
+        <w:spacing w:after="60"/>
+        <w:ind w:left="360"/>
+      </w:pPr>
+      <w:r>
+        <w:rPr>
+          <w:rFonts w:ascii="Arial" w:cs="Arial" w:eastAsia="Arial" w:hAnsi="Arial"/>
+          <w:sz w:val="20"/>
+          <w:szCs w:val="20"/>
+        </w:rPr>
+        <w:t xml:space="preserve">• </w:t>
+      </w:r>
+      <w:r>
+        <w:rPr>
+          <w:rFonts w:ascii="Arial" w:cs="Arial" w:eastAsia="Arial" w:hAnsi="Arial"/>
+          <w:sz w:val="20"/>
+          <w:szCs w:val="20"/>
+        </w:rPr>
+        <w:t xml:space="preserve">[ ] Comparison operators (all 6)</w:t>
+      </w:r>
+    </w:p>
+    <w:p>
+      <w:pPr>
+        <w:spacing w:after="60"/>
+        <w:ind w:left="360"/>
+      </w:pPr>
+      <w:r>
+        <w:rPr>
+          <w:rFonts w:ascii="Arial" w:cs="Arial" w:eastAsia="Arial" w:hAnsi="Arial"/>
+          <w:sz w:val="20"/>
+          <w:szCs w:val="20"/>
+        </w:rPr>
+        <w:t xml:space="preserve">• </w:t>
+      </w:r>
+      <w:r>
+        <w:rPr>
+          <w:rFonts w:ascii="Arial" w:cs="Arial" w:eastAsia="Arial" w:hAnsi="Arial"/>
+          <w:sz w:val="20"/>
+          <w:szCs w:val="20"/>
+        </w:rPr>
+        <w:t xml:space="preserve">[ ] if/elif/else structure</w:t>
+      </w:r>
+    </w:p>
+    <w:p>
+      <w:pPr>
+        <w:spacing w:after="60"/>
+        <w:ind w:left="360"/>
+      </w:pPr>
+      <w:r>
+        <w:rPr>
+          <w:rFonts w:ascii="Arial" w:cs="Arial" w:eastAsia="Arial" w:hAnsi="Arial"/>
+          <w:sz w:val="20"/>
+          <w:szCs w:val="20"/>
+        </w:rPr>
+        <w:t xml:space="preserve">• </w:t>
+      </w:r>
+      <w:r>
+        <w:rPr>
+          <w:rFonts w:ascii="Arial" w:cs="Arial" w:eastAsia="Arial" w:hAnsi="Arial"/>
+          <w:sz w:val="20"/>
+          <w:szCs w:val="20"/>
+        </w:rPr>
+        <w:t xml:space="preserve">[ ] Nested conditionals</w:t>
+      </w:r>
+    </w:p>
+    <w:p>
+      <w:pPr>
+        <w:spacing w:after="60"/>
+        <w:ind w:left="360"/>
+      </w:pPr>
+      <w:r>
+        <w:rPr>
+          <w:rFonts w:ascii="Arial" w:cs="Arial" w:eastAsia="Arial" w:hAnsi="Arial"/>
+          <w:sz w:val="20"/>
+          <w:szCs w:val="20"/>
+        </w:rPr>
+        <w:t xml:space="preserve">• </w:t>
+      </w:r>
+      <w:r>
+        <w:rPr>
+          <w:rFonts w:ascii="Arial" w:cs="Arial" w:eastAsia="Arial" w:hAnsi="Arial"/>
+          <w:sz w:val="20"/>
+          <w:szCs w:val="20"/>
+        </w:rPr>
+        <w:t xml:space="preserve">[ ] Input validation</w:t>
+      </w:r>
+    </w:p>
+    <w:p>
+      <w:pPr>
+        <w:spacing w:after="60"/>
+        <w:ind w:left="360"/>
+      </w:pPr>
+      <w:r>
+        <w:rPr>
+          <w:rFonts w:ascii="Arial" w:cs="Arial" w:eastAsia="Arial" w:hAnsi="Arial"/>
+          <w:sz w:val="20"/>
+          <w:szCs w:val="20"/>
+        </w:rPr>
+        <w:t xml:space="preserve">• </w:t>
+      </w:r>
+      <w:r>
+        <w:rPr>
+          <w:rFonts w:ascii="Arial" w:cs="Arial" w:eastAsia="Arial" w:hAnsi="Arial"/>
+          <w:sz w:val="20"/>
+          <w:szCs w:val="20"/>
+        </w:rPr>
+        <w:t xml:space="preserve">[ ] Common mistakes from Day 68</w:t>
+      </w:r>
+    </w:p>
+    <w:p>
+      <w:pPr>
+        <w:spacing w:after="60"/>
+        <w:ind w:left="360"/>
+      </w:pPr>
+      <w:r>
+        <w:rPr>
+          <w:rFonts w:ascii="Arial" w:cs="Arial" w:eastAsia="Arial" w:hAnsi="Arial"/>
+          <w:sz w:val="20"/>
+          <w:szCs w:val="20"/>
+        </w:rPr>
+        <w:t xml:space="preserve">• </w:t>
+      </w:r>
+      <w:r>
+        <w:rPr>
+          <w:rFonts w:ascii="Arial" w:cs="Arial" w:eastAsia="Arial" w:hAnsi="Arial"/>
+          <w:sz w:val="20"/>
+          <w:szCs w:val="20"/>
+        </w:rPr>
+        <w:t xml:space="preserve">[ ] Code tracing examples</w:t>
+      </w:r>
+    </w:p>
+    <w:p>
+      <w:pPr>
+        <w:spacing w:after="60"/>
+      </w:pPr>
+      <w:r>
+        <w:rPr>
+          <w:rFonts w:ascii="Arial" w:cs="Arial" w:eastAsia="Arial" w:hAnsi="Arial"/>
+          <w:sz w:val="20"/>
+          <w:szCs w:val="20"/>
+        </w:rPr>
+        <w:t xml:space="preserve">Before Assessment:</w:t>
+      </w:r>
+    </w:p>
+    <w:p>
+      <w:pPr>
+        <w:spacing w:after="60"/>
+        <w:ind w:left="360"/>
+      </w:pPr>
+      <w:r>
+        <w:rPr>
+          <w:rFonts w:ascii="Arial" w:cs="Arial" w:eastAsia="Arial" w:hAnsi="Arial"/>
+          <w:sz w:val="20"/>
+          <w:szCs w:val="20"/>
+        </w:rPr>
+        <w:t xml:space="preserve">• </w:t>
+      </w:r>
+      <w:r>
+        <w:rPr>
+          <w:rFonts w:ascii="Arial" w:cs="Arial" w:eastAsia="Arial" w:hAnsi="Arial"/>
+          <w:sz w:val="20"/>
+          <w:szCs w:val="20"/>
+        </w:rPr>
+        <w:t xml:space="preserve">[ ] Get good sleep</w:t>
+      </w:r>
+    </w:p>
+    <w:p>
+      <w:pPr>
+        <w:spacing w:after="60"/>
+        <w:ind w:left="360"/>
+      </w:pPr>
+      <w:r>
+        <w:rPr>
+          <w:rFonts w:ascii="Arial" w:cs="Arial" w:eastAsia="Arial" w:hAnsi="Arial"/>
+          <w:sz w:val="20"/>
+          <w:szCs w:val="20"/>
+        </w:rPr>
+        <w:t xml:space="preserve">• </w:t>
+      </w:r>
+      <w:r>
+        <w:rPr>
+          <w:rFonts w:ascii="Arial" w:cs="Arial" w:eastAsia="Arial" w:hAnsi="Arial"/>
+          <w:sz w:val="20"/>
+          <w:szCs w:val="20"/>
+        </w:rPr>
+        <w:t xml:space="preserve">[ ] Eat breakfast</w:t>
+      </w:r>
+    </w:p>
+    <w:p>
+      <w:pPr>
+        <w:spacing w:after="60"/>
+        <w:ind w:left="360"/>
+      </w:pPr>
+      <w:r>
+        <w:rPr>
+          <w:rFonts w:ascii="Arial" w:cs="Arial" w:eastAsia="Arial" w:hAnsi="Arial"/>
+          <w:sz w:val="20"/>
+          <w:szCs w:val="20"/>
+        </w:rPr>
+        <w:t xml:space="preserve">• </w:t>
+      </w:r>
+      <w:r>
+        <w:rPr>
+          <w:rFonts w:ascii="Arial" w:cs="Arial" w:eastAsia="Arial" w:hAnsi="Arial"/>
+          <w:sz w:val="20"/>
+          <w:szCs w:val="20"/>
+        </w:rPr>
+        <w:t xml:space="preserve">[ ] Bring pencil and paper</w:t>
+      </w:r>
+    </w:p>
+    <w:p>
+      <w:pPr>
+        <w:spacing w:after="60"/>
+        <w:ind w:left="360"/>
+      </w:pPr>
+      <w:r>
+        <w:rPr>
+          <w:rFonts w:ascii="Arial" w:cs="Arial" w:eastAsia="Arial" w:hAnsi="Arial"/>
+          <w:sz w:val="20"/>
+          <w:szCs w:val="20"/>
+        </w:rPr>
+        <w:t xml:space="preserve">• </w:t>
+      </w:r>
+      <w:r>
+        <w:rPr>
+          <w:rFonts w:ascii="Arial" w:cs="Arial" w:eastAsia="Arial" w:hAnsi="Arial"/>
+          <w:sz w:val="20"/>
+          <w:szCs w:val="20"/>
+        </w:rPr>
+        <w:t xml:space="preserve">[ ] Clear mind, ready to focus</w:t>
+      </w:r>
+    </w:p>
+    <w:p>
+      <w:pPr>
+        <w:spacing w:after="60"/>
+      </w:pPr>
+      <w:r>
+        <w:rPr>
+          <w:rFonts w:ascii="Arial" w:cs="Arial" w:eastAsia="Arial" w:hAnsi="Arial"/>
+          <w:sz w:val="20"/>
+          <w:szCs w:val="20"/>
+        </w:rPr>
+        <w:t xml:space="preserve">During Assessment:</w:t>
+      </w:r>
+    </w:p>
+    <w:p>
+      <w:pPr>
+        <w:spacing w:after="60"/>
+        <w:ind w:left="360"/>
+      </w:pPr>
+      <w:r>
+        <w:rPr>
+          <w:rFonts w:ascii="Arial" w:cs="Arial" w:eastAsia="Arial" w:hAnsi="Arial"/>
+          <w:sz w:val="20"/>
+          <w:szCs w:val="20"/>
+        </w:rPr>
+        <w:t xml:space="preserve">• </w:t>
+      </w:r>
+      <w:r>
+        <w:rPr>
+          <w:rFonts w:ascii="Arial" w:cs="Arial" w:eastAsia="Arial" w:hAnsi="Arial"/>
+          <w:sz w:val="20"/>
+          <w:szCs w:val="20"/>
+        </w:rPr>
+        <w:t xml:space="preserve">[ ] Read questions carefully</w:t>
+      </w:r>
+    </w:p>
+    <w:p>
+      <w:pPr>
+        <w:spacing w:after="60"/>
+        <w:ind w:left="360"/>
+      </w:pPr>
+      <w:r>
+        <w:rPr>
+          <w:rFonts w:ascii="Arial" w:cs="Arial" w:eastAsia="Arial" w:hAnsi="Arial"/>
+          <w:sz w:val="20"/>
+          <w:szCs w:val="20"/>
+        </w:rPr>
+        <w:t xml:space="preserve">• </w:t>
+      </w:r>
+      <w:r>
+        <w:rPr>
+          <w:rFonts w:ascii="Arial" w:cs="Arial" w:eastAsia="Arial" w:hAnsi="Arial"/>
+          <w:sz w:val="20"/>
+          <w:szCs w:val="20"/>
+        </w:rPr>
+        <w:t xml:space="preserve">[ ] Show your work</w:t>
+      </w:r>
+    </w:p>
+    <w:p>
+      <w:pPr>
+        <w:spacing w:after="60"/>
+        <w:ind w:left="360"/>
+      </w:pPr>
+      <w:r>
+        <w:rPr>
+          <w:rFonts w:ascii="Arial" w:cs="Arial" w:eastAsia="Arial" w:hAnsi="Arial"/>
+          <w:sz w:val="20"/>
+          <w:szCs w:val="20"/>
+        </w:rPr>
+        <w:t xml:space="preserve">• </w:t>
+      </w:r>
+      <w:r>
+        <w:rPr>
+          <w:rFonts w:ascii="Arial" w:cs="Arial" w:eastAsia="Arial" w:hAnsi="Arial"/>
+          <w:sz w:val="20"/>
+          <w:szCs w:val="20"/>
+        </w:rPr>
+        <w:t xml:space="preserve">[ ] Check for syntax errors</w:t>
+      </w:r>
+    </w:p>
+    <w:p>
+      <w:pPr>
+        <w:spacing w:after="60"/>
+        <w:ind w:left="360"/>
+      </w:pPr>
+      <w:r>
+        <w:rPr>
+          <w:rFonts w:ascii="Arial" w:cs="Arial" w:eastAsia="Arial" w:hAnsi="Arial"/>
+          <w:sz w:val="20"/>
+          <w:szCs w:val="20"/>
+        </w:rPr>
+        <w:t xml:space="preserve">• </w:t>
+      </w:r>
+      <w:r>
+        <w:rPr>
+          <w:rFonts w:ascii="Arial" w:cs="Arial" w:eastAsia="Arial" w:hAnsi="Arial"/>
+          <w:sz w:val="20"/>
+          <w:szCs w:val="20"/>
+        </w:rPr>
+        <w:t xml:space="preserve">[ ] Test mentally before writing</w:t>
+      </w:r>
+    </w:p>
+    <w:p>
+      <w:pPr>
+        <w:spacing w:after="60"/>
+      </w:pPr>
+      <w:r>
+        <w:rPr>
+          <w:rFonts w:ascii="Arial" w:cs="Arial" w:eastAsia="Arial" w:hAnsi="Arial"/>
+          <w:sz w:val="20"/>
+          <w:szCs w:val="20"/>
+        </w:rPr>
+        <w:t xml:space="preserve">After Assessment:</w:t>
+      </w:r>
+    </w:p>
+    <w:p>
+      <w:pPr>
+        <w:spacing w:after="60"/>
+        <w:ind w:left="360"/>
+      </w:pPr>
+      <w:r>
+        <w:rPr>
+          <w:rFonts w:ascii="Arial" w:cs="Arial" w:eastAsia="Arial" w:hAnsi="Arial"/>
+          <w:sz w:val="20"/>
+          <w:szCs w:val="20"/>
+        </w:rPr>
+        <w:t xml:space="preserve">• </w:t>
+      </w:r>
+      <w:r>
+        <w:rPr>
+          <w:rFonts w:ascii="Arial" w:cs="Arial" w:eastAsia="Arial" w:hAnsi="Arial"/>
+          <w:sz w:val="20"/>
+          <w:szCs w:val="20"/>
+        </w:rPr>
+        <w:t xml:space="preserve">[ ] Review your answers</w:t>
+      </w:r>
+    </w:p>
+    <w:p>
+      <w:pPr>
+        <w:spacing w:after="60"/>
+        <w:ind w:left="360"/>
+      </w:pPr>
+      <w:r>
+        <w:rPr>
+          <w:rFonts w:ascii="Arial" w:cs="Arial" w:eastAsia="Arial" w:hAnsi="Arial"/>
+          <w:sz w:val="20"/>
+          <w:szCs w:val="20"/>
+        </w:rPr>
+        <w:t xml:space="preserve">• </w:t>
+      </w:r>
+      <w:r>
+        <w:rPr>
+          <w:rFonts w:ascii="Arial" w:cs="Arial" w:eastAsia="Arial" w:hAnsi="Arial"/>
+          <w:sz w:val="20"/>
+          <w:szCs w:val="20"/>
+        </w:rPr>
+        <w:t xml:space="preserve">[ ] Check all sections complete</w:t>
+      </w:r>
+    </w:p>
+    <w:p>
+      <w:pPr>
+        <w:spacing w:after="60"/>
+        <w:ind w:left="360"/>
+      </w:pPr>
+      <w:r>
+        <w:rPr>
+          <w:rFonts w:ascii="Arial" w:cs="Arial" w:eastAsia="Arial" w:hAnsi="Arial"/>
+          <w:sz w:val="20"/>
+          <w:szCs w:val="20"/>
+        </w:rPr>
+        <w:t xml:space="preserve">• </w:t>
+      </w:r>
+      <w:r>
+        <w:rPr>
+          <w:rFonts w:ascii="Arial" w:cs="Arial" w:eastAsia="Arial" w:hAnsi="Arial"/>
+          <w:sz w:val="20"/>
+          <w:szCs w:val="20"/>
+        </w:rPr>
+        <w:t xml:space="preserve">[ ] Submit on time</w:t>
+      </w:r>
+    </w:p>
+    <w:p>
+      <w:pPr>
+        <w:spacing w:after="60"/>
+      </w:pPr>
+      <w:r>
+        <w:rPr>
+          <w:rFonts w:ascii="Arial" w:cs="Arial" w:eastAsia="Arial" w:hAnsi="Arial"/>
+          <w:sz w:val="20"/>
+          <w:szCs w:val="20"/>
+        </w:rPr>
+        <w:t xml:space="preserve">You've worked hard this unit. You understand conditionals thoroughly. Trust your learning and do your best!</w:t>
+      </w:r>
+    </w:p>
+    <w:p>
+      <w:pPr>
+        <w:spacing w:after="60"/>
+      </w:pPr>
+      <w:r>
+        <w:rPr>
+          <w:rFonts w:ascii="Arial" w:cs="Arial" w:eastAsia="Arial" w:hAnsi="Arial"/>
+          <w:sz w:val="20"/>
+          <w:szCs w:val="20"/>
+        </w:rPr>
+        <w:t xml:space="preserve">*Remember: The goal is to show what you've learned, not to be perfect. Do your best and be honest about your understanding.*</w:t>
+      </w:r>
+    </w:p>
+    <w:p>
+      <w:pPr>
+        <w:spacing w:after="160"/>
       </w:pPr>
     </w:p>
     <w:p>
